--- a/dist/assets/documents/Krystyna-Mishchenko-CV-UK.docx
+++ b/dist/assets/documents/Krystyna-Mishchenko-CV-UK.docx
@@ -5,52 +5,54 @@
     <w:tbl>
       <w:tblPr>
         <w:tblW w:type="auto" w:w="0"/>
-        <w:jc w:val="center"/>
         <w:tblLayout w:type="fixed"/>
         <w:tblLook w:firstColumn="1" w:firstRow="1" w:lastColumn="0" w:lastRow="0" w:noHBand="0" w:noVBand="1" w:val="04A0"/>
       </w:tblPr>
       <w:tblGrid>
-        <w:gridCol w:w="3628"/>
-        <w:gridCol w:w="7030"/>
+        <w:gridCol w:w="7824"/>
+        <w:gridCol w:w="2154"/>
       </w:tblGrid>
       <w:tr>
         <w:tc>
           <w:tcPr>
-            <w:tcW w:type="dxa" w:w="3628"/>
-            <w:vAlign w:val="top"/>
-            <w:tcMar>
-              <w:top w:w="0" w:type="dxa"/>
-              <w:bottom w:w="0" w:type="dxa"/>
-              <w:left w:w="0" w:type="dxa"/>
-              <w:right w:w="250" w:type="dxa"/>
-            </w:tcMar>
+            <w:tcW w:type="dxa" w:w="7824"/>
           </w:tcPr>
           <w:p>
             <w:pPr>
-              <w:keepNext/>
-              <w:widowControl/>
-              <w:spacing w:after="300" w:before="0" w:line="520" w:lineRule="exact"/>
-              <w:jc w:val="left"/>
+              <w:pStyle w:val="Title"/>
             </w:pPr>
             <w:r>
-              <w:rPr>
-                <w:rFonts w:ascii="Arial" w:hAnsi="Arial"/>
-                <w:b/>
-                <w:sz w:val="48"/>
-              </w:rPr>
-              <w:t>Krystyna</w:t>
-              <w:br/>
-              <w:t>Mishchenko</w:t>
+              <w:t>Кристина Міщенко</w:t>
+            </w:r>
+          </w:p>
+          <w:p>
+            <w:r>
+              <w:t>Художниця-керамістка · Візуальне мистецтво</w:t>
             </w:r>
           </w:p>
           <w:p>
             <w:pPr>
-              <w:spacing w:after="300"/>
+              <w:spacing w:after="0"/>
             </w:pPr>
+            <w:r>
+              <w:rPr>
+                <w:sz w:val="18"/>
+              </w:rPr>
+              <w:t>Хемніц, Саксонія, Німеччина  ·  m.krystyna.197@gmail.com</w:t>
+              <w:br/>
+              <w:t>DE +49 1575 3604617  ·  UA +380 93 1324782</w:t>
+            </w:r>
+          </w:p>
+        </w:tc>
+        <w:tc>
+          <w:tcPr>
+            <w:tcW w:type="dxa" w:w="2154"/>
+          </w:tcPr>
+          <w:p>
             <w:r>
               <w:drawing>
                 <wp:inline xmlns:a="http://schemas.openxmlformats.org/drawingml/2006/main" xmlns:pic="http://schemas.openxmlformats.org/drawingml/2006/picture">
-                  <wp:extent cx="1818000" cy="2180874"/>
+                  <wp:extent cx="972000" cy="1166012"/>
                   <wp:docPr id="1" name="Picture 1"/>
                   <wp:cNvGraphicFramePr>
                     <a:graphicFrameLocks noChangeAspect="1"/>
@@ -63,7 +65,7 @@
                           <pic:cNvPicPr/>
                         </pic:nvPicPr>
                         <pic:blipFill>
-                          <a:blip r:embed="rId9"/>
+                          <a:blip r:embed="rId10"/>
                           <a:stretch>
                             <a:fillRect/>
                           </a:stretch>
@@ -71,7 +73,7 @@
                         <pic:spPr>
                           <a:xfrm>
                             <a:off x="0" y="0"/>
-                            <a:ext cx="1818000" cy="2180874"/>
+                            <a:ext cx="972000" cy="1166012"/>
                           </a:xfrm>
                           <a:prstGeom prst="rect"/>
                         </pic:spPr>
@@ -82,915 +84,297 @@
               </w:drawing>
             </w:r>
           </w:p>
-          <w:p>
-            <w:pPr>
-              <w:keepNext/>
-              <w:widowControl/>
-              <w:spacing w:after="180" w:before="200" w:line="320" w:lineRule="exact"/>
-              <w:jc w:val="left"/>
-            </w:pPr>
-            <w:r>
-              <w:rPr>
-                <w:rFonts w:ascii="Arial" w:hAnsi="Arial"/>
-                <w:b/>
-                <w:color w:val="574B36"/>
-                <w:sz w:val="26"/>
-              </w:rPr>
-              <w:t>Особисті дані</w:t>
-            </w:r>
-          </w:p>
-          <w:p>
-            <w:pPr>
-              <w:keepNext/>
-              <w:widowControl/>
-              <w:spacing w:after="100" w:before="0" w:line="270" w:lineRule="exact"/>
-              <w:jc w:val="left"/>
-            </w:pPr>
-            <w:r>
-              <w:rPr>
-                <w:rFonts w:ascii="Arial" w:hAnsi="Arial"/>
-                <w:b/>
-                <w:sz w:val="22"/>
-              </w:rPr>
-              <w:t>Місце проживання</w:t>
-            </w:r>
-          </w:p>
-          <w:p>
-            <w:pPr>
-              <w:widowControl/>
-              <w:spacing w:after="120" w:before="0" w:line="260" w:lineRule="exact"/>
-              <w:jc w:val="left"/>
-            </w:pPr>
-            <w:r>
-              <w:rPr>
-                <w:rFonts w:ascii="Arial" w:hAnsi="Arial"/>
-                <w:b w:val="0"/>
-                <w:sz w:val="21"/>
-              </w:rPr>
-              <w:t>Хемніц, Саксонія, Німеччина</w:t>
-            </w:r>
-          </w:p>
-          <w:p>
-            <w:pPr>
-              <w:keepNext/>
-              <w:widowControl/>
-              <w:spacing w:after="100" w:before="0" w:line="270" w:lineRule="exact"/>
-              <w:jc w:val="left"/>
-            </w:pPr>
-            <w:r>
-              <w:rPr>
-                <w:rFonts w:ascii="Arial" w:hAnsi="Arial"/>
-                <w:b/>
-                <w:sz w:val="22"/>
-              </w:rPr>
-              <w:t>Телефони</w:t>
-            </w:r>
-          </w:p>
-          <w:p>
-            <w:pPr>
-              <w:widowControl/>
-              <w:spacing w:after="120" w:before="0" w:line="260" w:lineRule="exact"/>
-              <w:jc w:val="left"/>
-            </w:pPr>
-            <w:r>
-              <w:rPr>
-                <w:rFonts w:ascii="Arial" w:hAnsi="Arial"/>
-                <w:b w:val="0"/>
-                <w:sz w:val="21"/>
-              </w:rPr>
-              <w:t>DE +49 1575 3604617</w:t>
-              <w:br/>
-              <w:t>UA +380 93 1324782</w:t>
-            </w:r>
-          </w:p>
-          <w:p>
-            <w:pPr>
-              <w:keepNext/>
-              <w:widowControl/>
-              <w:spacing w:after="100" w:before="0" w:line="270" w:lineRule="exact"/>
-              <w:jc w:val="left"/>
-            </w:pPr>
-            <w:r>
-              <w:rPr>
-                <w:rFonts w:ascii="Arial" w:hAnsi="Arial"/>
-                <w:b/>
-                <w:sz w:val="22"/>
-              </w:rPr>
-              <w:t>E-mail</w:t>
-            </w:r>
-          </w:p>
-          <w:p>
-            <w:pPr>
-              <w:widowControl/>
-              <w:spacing w:after="120" w:before="0" w:line="240" w:lineRule="exact"/>
-              <w:jc w:val="left"/>
-            </w:pPr>
-            <w:r>
-              <w:rPr>
-                <w:rFonts w:ascii="Arial" w:hAnsi="Arial"/>
-                <w:b w:val="0"/>
-                <w:sz w:val="18"/>
-              </w:rPr>
-              <w:t>m.krystyna.197@gmail.com</w:t>
-            </w:r>
-          </w:p>
-          <w:p>
-            <w:pPr>
-              <w:keepNext/>
-              <w:widowControl/>
-              <w:spacing w:after="180" w:before="200" w:line="320" w:lineRule="exact"/>
-              <w:jc w:val="left"/>
-            </w:pPr>
-            <w:r>
-              <w:rPr>
-                <w:rFonts w:ascii="Arial" w:hAnsi="Arial"/>
-                <w:b/>
-                <w:color w:val="574B36"/>
-                <w:sz w:val="26"/>
-              </w:rPr>
-              <w:t>Мови</w:t>
-            </w:r>
-          </w:p>
-          <w:p>
-            <w:pPr>
-              <w:keepNext/>
-              <w:widowControl/>
-              <w:spacing w:after="100" w:before="0" w:line="270" w:lineRule="exact"/>
-              <w:jc w:val="left"/>
-            </w:pPr>
-            <w:r>
-              <w:rPr>
-                <w:rFonts w:ascii="Arial" w:hAnsi="Arial"/>
-                <w:b/>
-                <w:sz w:val="22"/>
-              </w:rPr>
-              <w:t>Українська</w:t>
-            </w:r>
-          </w:p>
-          <w:p>
-            <w:pPr>
-              <w:widowControl/>
-              <w:spacing w:after="120" w:before="0" w:line="260" w:lineRule="exact"/>
-              <w:jc w:val="left"/>
-            </w:pPr>
-            <w:r>
-              <w:rPr>
-                <w:rFonts w:ascii="Arial" w:hAnsi="Arial"/>
-                <w:b w:val="0"/>
-                <w:sz w:val="21"/>
-              </w:rPr>
-              <w:t>рідна</w:t>
-            </w:r>
-          </w:p>
-          <w:p>
-            <w:pPr>
-              <w:keepNext/>
-              <w:widowControl/>
-              <w:spacing w:after="100" w:before="0" w:line="270" w:lineRule="exact"/>
-              <w:jc w:val="left"/>
-            </w:pPr>
-            <w:r>
-              <w:rPr>
-                <w:rFonts w:ascii="Arial" w:hAnsi="Arial"/>
-                <w:b/>
-                <w:sz w:val="22"/>
-              </w:rPr>
-              <w:t>Російська</w:t>
-            </w:r>
-          </w:p>
-          <w:p>
-            <w:pPr>
-              <w:widowControl/>
-              <w:spacing w:after="120" w:before="0" w:line="260" w:lineRule="exact"/>
-              <w:jc w:val="left"/>
-            </w:pPr>
-            <w:r>
-              <w:rPr>
-                <w:rFonts w:ascii="Arial" w:hAnsi="Arial"/>
-                <w:b w:val="0"/>
-                <w:sz w:val="21"/>
-              </w:rPr>
-              <w:t>рівень носія</w:t>
-            </w:r>
-          </w:p>
-          <w:p>
-            <w:pPr>
-              <w:keepNext/>
-              <w:widowControl/>
-              <w:spacing w:after="100" w:before="0" w:line="270" w:lineRule="exact"/>
-              <w:jc w:val="left"/>
-            </w:pPr>
-            <w:r>
-              <w:rPr>
-                <w:rFonts w:ascii="Arial" w:hAnsi="Arial"/>
-                <w:b/>
-                <w:sz w:val="22"/>
-              </w:rPr>
-              <w:t>Польська</w:t>
-            </w:r>
-          </w:p>
-          <w:p>
-            <w:pPr>
-              <w:widowControl/>
-              <w:spacing w:after="120" w:before="0" w:line="260" w:lineRule="exact"/>
-              <w:jc w:val="left"/>
-            </w:pPr>
-            <w:r>
-              <w:rPr>
-                <w:rFonts w:ascii="Arial" w:hAnsi="Arial"/>
-                <w:b w:val="0"/>
-                <w:sz w:val="21"/>
-              </w:rPr>
-              <w:t>комунікативний рівень, орієнтовно A2–B1 (самооцінка)</w:t>
-            </w:r>
-          </w:p>
-          <w:p>
-            <w:pPr>
-              <w:keepNext/>
-              <w:widowControl/>
-              <w:spacing w:after="100" w:before="0" w:line="270" w:lineRule="exact"/>
-              <w:jc w:val="left"/>
-            </w:pPr>
-            <w:r>
-              <w:rPr>
-                <w:rFonts w:ascii="Arial" w:hAnsi="Arial"/>
-                <w:b/>
-                <w:sz w:val="22"/>
-              </w:rPr>
-              <w:t>Німецька</w:t>
-            </w:r>
-          </w:p>
-          <w:p>
-            <w:pPr>
-              <w:widowControl/>
-              <w:spacing w:after="120" w:before="0" w:line="260" w:lineRule="exact"/>
-              <w:jc w:val="left"/>
-            </w:pPr>
-            <w:r>
-              <w:rPr>
-                <w:rFonts w:ascii="Arial" w:hAnsi="Arial"/>
-                <w:b w:val="0"/>
-                <w:sz w:val="21"/>
-              </w:rPr>
-              <w:t>B1, підтверджено сертифікатом</w:t>
-            </w:r>
-          </w:p>
-          <w:p>
-            <w:pPr>
-              <w:keepNext/>
-              <w:widowControl/>
-              <w:spacing w:after="100" w:before="0" w:line="270" w:lineRule="exact"/>
-              <w:jc w:val="left"/>
-            </w:pPr>
-            <w:r>
-              <w:rPr>
-                <w:rFonts w:ascii="Arial" w:hAnsi="Arial"/>
-                <w:b/>
-                <w:sz w:val="22"/>
-              </w:rPr>
-              <w:t>Англійська</w:t>
-            </w:r>
-          </w:p>
-          <w:p>
-            <w:pPr>
-              <w:widowControl/>
-              <w:spacing w:after="120" w:before="0" w:line="260" w:lineRule="exact"/>
-              <w:jc w:val="left"/>
-            </w:pPr>
-            <w:r>
-              <w:rPr>
-                <w:rFonts w:ascii="Arial" w:hAnsi="Arial"/>
-                <w:b w:val="0"/>
-                <w:sz w:val="21"/>
-              </w:rPr>
-              <w:t>початковий рівень</w:t>
-            </w:r>
-          </w:p>
-        </w:tc>
-        <w:tc>
-          <w:tcPr>
-            <w:tcW w:type="dxa" w:w="7030"/>
-            <w:vAlign w:val="top"/>
-            <w:tcMar>
-              <w:top w:w="0" w:type="dxa"/>
-              <w:bottom w:w="0" w:type="dxa"/>
-              <w:left w:w="0" w:type="dxa"/>
-              <w:right w:w="0" w:type="dxa"/>
-            </w:tcMar>
-          </w:tcPr>
-          <w:p>
-            <w:pPr>
-              <w:keepNext/>
-              <w:widowControl/>
-              <w:spacing w:after="180" w:before="200" w:line="320" w:lineRule="exact"/>
-              <w:jc w:val="left"/>
-            </w:pPr>
-            <w:r>
-              <w:rPr>
-                <w:rFonts w:ascii="Arial" w:hAnsi="Arial"/>
-                <w:b/>
-                <w:color w:val="574B36"/>
-                <w:sz w:val="26"/>
-              </w:rPr>
-              <w:t>Професійний профіль</w:t>
-            </w:r>
-          </w:p>
-          <w:p>
-            <w:pPr>
-              <w:widowControl/>
-              <w:spacing w:after="120" w:before="0" w:line="260" w:lineRule="exact"/>
-              <w:jc w:val="both"/>
-            </w:pPr>
-            <w:r>
-              <w:rPr>
-                <w:rFonts w:ascii="Arial" w:hAnsi="Arial"/>
-                <w:b w:val="0"/>
-                <w:sz w:val="21"/>
-              </w:rPr>
-              <w:t>Українська художниця, яка працює у сфері сучасної художньої кераміки, скульптури, декоративно-прикладного та візуального мистецтва.</w:t>
-            </w:r>
-          </w:p>
-          <w:p>
-            <w:pPr>
-              <w:widowControl/>
-              <w:spacing w:after="120" w:before="0" w:line="260" w:lineRule="exact"/>
-              <w:jc w:val="both"/>
-            </w:pPr>
-            <w:r>
-              <w:rPr>
-                <w:rFonts w:ascii="Arial" w:hAnsi="Arial"/>
-                <w:b w:val="0"/>
-                <w:sz w:val="21"/>
-              </w:rPr>
-              <w:t>Художня практика охоплює створення авторських скульптурних об’єктів, концептуальних і трансформованих композицій, декоративної кераміки, графіки та живопису.</w:t>
-            </w:r>
-          </w:p>
-          <w:p>
-            <w:pPr>
-              <w:widowControl/>
-              <w:spacing w:after="120" w:before="0" w:line="260" w:lineRule="exact"/>
-              <w:jc w:val="both"/>
-            </w:pPr>
-            <w:r>
-              <w:rPr>
-                <w:rFonts w:ascii="Arial" w:hAnsi="Arial"/>
-                <w:b w:val="0"/>
-                <w:sz w:val="21"/>
-              </w:rPr>
-              <w:t>Основні напрями творчого дослідження — людська ідентичність, індивідуальність, пам’ять, внутрішні суперечності, свобода вибору та взаємодія особистості з навколишнім світом.</w:t>
-            </w:r>
-          </w:p>
-          <w:p>
-            <w:pPr>
-              <w:widowControl/>
-              <w:spacing w:after="120" w:before="0" w:line="260" w:lineRule="exact"/>
-              <w:jc w:val="both"/>
-            </w:pPr>
-            <w:r>
-              <w:rPr>
-                <w:rFonts w:ascii="Arial" w:hAnsi="Arial"/>
-                <w:b w:val="0"/>
-                <w:sz w:val="21"/>
-              </w:rPr>
-              <w:t>Професійний досвід охоплює розроблення художніх концепцій, роботу з різними керамічними матеріалами й декоративними техніками, організацію творчих процесів, координацію команди та викладання кераміки дітям і дорослим.</w:t>
-            </w:r>
-          </w:p>
-          <w:p>
-            <w:pPr>
-              <w:keepNext/>
-              <w:widowControl/>
-              <w:spacing w:after="180" w:before="200" w:line="320" w:lineRule="exact"/>
-              <w:jc w:val="left"/>
-            </w:pPr>
-            <w:r>
-              <w:rPr>
-                <w:rFonts w:ascii="Arial" w:hAnsi="Arial"/>
-                <w:b/>
-                <w:color w:val="574B36"/>
-                <w:sz w:val="26"/>
-              </w:rPr>
-              <w:t>Освіта</w:t>
-            </w:r>
-          </w:p>
-          <w:p>
-            <w:pPr>
-              <w:keepNext/>
-              <w:widowControl/>
-              <w:spacing w:after="100" w:before="0" w:line="270" w:lineRule="exact"/>
-              <w:jc w:val="left"/>
-            </w:pPr>
-            <w:r>
-              <w:rPr>
-                <w:rFonts w:ascii="Arial" w:hAnsi="Arial"/>
-                <w:b/>
-                <w:sz w:val="22"/>
-              </w:rPr>
-              <w:t>Магістр, 2020–2022</w:t>
-            </w:r>
-          </w:p>
-          <w:p>
-            <w:pPr>
-              <w:widowControl/>
-              <w:spacing w:after="120" w:before="0" w:line="260" w:lineRule="exact"/>
-              <w:jc w:val="both"/>
-            </w:pPr>
-            <w:r>
-              <w:rPr>
-                <w:rFonts w:ascii="Arial" w:hAnsi="Arial"/>
-                <w:b w:val="0"/>
-                <w:sz w:val="21"/>
-              </w:rPr>
-              <w:t>Київська державна академія декоративного мистецтва і дизайну імені Михайла Бойчука, Київ, Україна.</w:t>
-            </w:r>
-          </w:p>
-          <w:p>
-            <w:pPr>
-              <w:widowControl/>
-              <w:spacing w:after="120" w:before="0" w:line="260" w:lineRule="exact"/>
-              <w:jc w:val="both"/>
-            </w:pPr>
-            <w:r>
-              <w:rPr>
-                <w:rFonts w:ascii="Arial" w:hAnsi="Arial"/>
-                <w:b w:val="0"/>
-                <w:sz w:val="21"/>
-              </w:rPr>
-              <w:t>Напрям: образотворче та декоративно-прикладне мистецтво, реставрація. Спеціалізація: художня кераміка. Кваліфікація: художник декоративно-прикладного мистецтва.</w:t>
-            </w:r>
-          </w:p>
-          <w:p>
-            <w:pPr>
-              <w:keepNext/>
-              <w:widowControl/>
-              <w:spacing w:after="100" w:before="0" w:line="270" w:lineRule="exact"/>
-              <w:jc w:val="left"/>
-            </w:pPr>
-            <w:r>
-              <w:rPr>
-                <w:rFonts w:ascii="Arial" w:hAnsi="Arial"/>
-                <w:b/>
-                <w:sz w:val="22"/>
-              </w:rPr>
-              <w:t>Бакалавр, 2016–2020</w:t>
-            </w:r>
-          </w:p>
-          <w:p>
-            <w:pPr>
-              <w:widowControl/>
-              <w:spacing w:after="120" w:before="0" w:line="260" w:lineRule="exact"/>
-              <w:jc w:val="both"/>
-            </w:pPr>
-            <w:r>
-              <w:rPr>
-                <w:rFonts w:ascii="Arial" w:hAnsi="Arial"/>
-                <w:b w:val="0"/>
-                <w:sz w:val="21"/>
-              </w:rPr>
-              <w:t>Київська державна академія декоративного мистецтва і дизайну імені Михайла Бойчука, Київ, Україна.</w:t>
-            </w:r>
-          </w:p>
-          <w:p>
-            <w:pPr>
-              <w:widowControl/>
-              <w:spacing w:after="120" w:before="0" w:line="260" w:lineRule="exact"/>
-              <w:jc w:val="both"/>
-            </w:pPr>
-            <w:r>
-              <w:rPr>
-                <w:rFonts w:ascii="Arial" w:hAnsi="Arial"/>
-                <w:b w:val="0"/>
-                <w:sz w:val="21"/>
-              </w:rPr>
-              <w:t>Напрям: образотворче та декоративно-прикладне мистецтво. Спеціалізація: художня кераміка.</w:t>
-            </w:r>
-          </w:p>
-          <w:p>
-            <w:pPr>
-              <w:keepNext/>
-              <w:widowControl/>
-              <w:spacing w:after="100" w:before="0" w:line="270" w:lineRule="exact"/>
-              <w:jc w:val="left"/>
-            </w:pPr>
-            <w:r>
-              <w:rPr>
-                <w:rFonts w:ascii="Arial" w:hAnsi="Arial"/>
-                <w:b/>
-                <w:sz w:val="22"/>
-              </w:rPr>
-              <w:t>Молодший спеціаліст, 2012–2016</w:t>
-            </w:r>
-          </w:p>
-          <w:p>
-            <w:pPr>
-              <w:widowControl/>
-              <w:spacing w:after="120" w:before="0" w:line="260" w:lineRule="exact"/>
-              <w:jc w:val="both"/>
-            </w:pPr>
-            <w:r>
-              <w:rPr>
-                <w:rFonts w:ascii="Arial" w:hAnsi="Arial"/>
-                <w:b w:val="0"/>
-                <w:sz w:val="21"/>
-              </w:rPr>
-              <w:t>Художнє училище, Харків, Україна. Мистецтво; кваліфікація: художник-виконавець, викладач.</w:t>
-            </w:r>
-          </w:p>
         </w:tc>
       </w:tr>
     </w:tbl>
+    <w:p>
+      <w:pPr>
+        <w:pStyle w:val="Heading1"/>
+      </w:pPr>
+      <w:r>
+        <w:t>Професійний профіль</w:t>
+      </w:r>
+    </w:p>
+    <w:p>
+      <w:r>
+        <w:t>Художниця-керамістка, яка працює зі скульптурними й трансформованими композиціями, декоративною керамікою, графікою та живописом. Основні теми — ідентичність, пам’ять, людські зв’язки та взаємодія форми з порожнечею. Досвід керамічного виробництва, координації команди та навчання дітей і дорослих.</w:t>
+      </w:r>
+    </w:p>
+    <w:p>
+      <w:pPr>
+        <w:pStyle w:val="Heading1"/>
+      </w:pPr>
+      <w:r>
+        <w:t>Освіта</w:t>
+      </w:r>
+    </w:p>
+    <w:p>
+      <w:pPr>
+        <w:pStyle w:val="Heading2"/>
+      </w:pPr>
+      <w:r>
+        <w:t>Магістр, 2020–2022</w:t>
+      </w:r>
+    </w:p>
+    <w:p>
+      <w:r>
+        <w:t>Київська державна академія декоративного мистецтва і дизайну імені Михайла Бойчука, Київ, Україна.</w:t>
+      </w:r>
+    </w:p>
+    <w:p>
+      <w:r>
+        <w:t>Художня кераміка</w:t>
+      </w:r>
+    </w:p>
+    <w:p>
+      <w:pPr>
+        <w:pStyle w:val="Heading2"/>
+      </w:pPr>
+      <w:r>
+        <w:t>Бакалавр, 2016–2020</w:t>
+      </w:r>
+    </w:p>
+    <w:p>
+      <w:r>
+        <w:t>Київська державна академія декоративного мистецтва і дизайну імені Михайла Бойчука, Київ, Україна.</w:t>
+      </w:r>
+    </w:p>
+    <w:p>
+      <w:r>
+        <w:t>Художня кераміка</w:t>
+      </w:r>
+    </w:p>
+    <w:p>
+      <w:pPr>
+        <w:pStyle w:val="Heading2"/>
+      </w:pPr>
+      <w:r>
+        <w:t>Молодший спеціаліст, 2012–2016</w:t>
+      </w:r>
+    </w:p>
+    <w:p>
+      <w:r>
+        <w:t>Художнє училище, Харків, Україна. Мистецтво; кваліфікація: художник-виконавець, викладач.</w:t>
+      </w:r>
+    </w:p>
+    <w:p>
+      <w:pPr>
+        <w:pStyle w:val="Heading1"/>
+      </w:pPr>
+      <w:r>
+        <w:t>Професійне членство</w:t>
+      </w:r>
+    </w:p>
+    <w:p>
+      <w:r>
+        <w:t>Із серпня 2022 — Асоціація польських художників і дизайнерів (ZPAP), Варшава, Польща.</w:t>
+      </w:r>
+    </w:p>
+    <w:p>
+      <w:pPr>
+        <w:pStyle w:val="Heading1"/>
+      </w:pPr>
+      <w:r>
+        <w:t>Мови</w:t>
+      </w:r>
+    </w:p>
+    <w:p>
+      <w:r>
+        <w:t>Українська — рідна</w:t>
+      </w:r>
+    </w:p>
+    <w:p>
+      <w:r>
+        <w:t>російська — рівень носія</w:t>
+      </w:r>
+    </w:p>
+    <w:p>
+      <w:r>
+        <w:t>польська — комунікативний рівень, орієнтовно A2–B1 (самооцінка)</w:t>
+      </w:r>
+    </w:p>
+    <w:p>
+      <w:r>
+        <w:t>німецька — B1, підтверджено сертифікатом</w:t>
+      </w:r>
+    </w:p>
+    <w:p>
+      <w:r>
+        <w:t>англійська — початковий рівень</w:t>
+      </w:r>
+    </w:p>
     <w:p>
       <w:r>
         <w:br w:type="page"/>
       </w:r>
     </w:p>
-    <w:tbl>
-      <w:tblPr>
-        <w:tblW w:type="auto" w:w="0"/>
-        <w:jc w:val="center"/>
-        <w:tblLayout w:type="fixed"/>
-        <w:tblLook w:firstColumn="1" w:firstRow="1" w:lastColumn="0" w:lastRow="0" w:noHBand="0" w:noVBand="1" w:val="04A0"/>
-      </w:tblPr>
-      <w:tblGrid>
-        <w:gridCol w:w="3628"/>
-        <w:gridCol w:w="7030"/>
-      </w:tblGrid>
-      <w:tr>
-        <w:tc>
-          <w:tcPr>
-            <w:tcW w:type="dxa" w:w="3628"/>
-            <w:vAlign w:val="top"/>
-            <w:tcMar>
-              <w:top w:w="0" w:type="dxa"/>
-              <w:bottom w:w="0" w:type="dxa"/>
-              <w:left w:w="0" w:type="dxa"/>
-              <w:right w:w="250" w:type="dxa"/>
-            </w:tcMar>
-          </w:tcPr>
-          <w:p>
-            <w:pPr>
-              <w:keepNext/>
-              <w:widowControl/>
-              <w:spacing w:after="300" w:before="0" w:line="520" w:lineRule="exact"/>
-              <w:jc w:val="left"/>
-            </w:pPr>
-            <w:r>
-              <w:rPr>
-                <w:rFonts w:ascii="Arial" w:hAnsi="Arial"/>
-                <w:b/>
-                <w:sz w:val="48"/>
-              </w:rPr>
-              <w:t>Krystyna</w:t>
-              <w:br/>
-              <w:t>Mishchenko</w:t>
-            </w:r>
-          </w:p>
-          <w:p>
-            <w:pPr>
-              <w:widowControl/>
-              <w:spacing w:after="120" w:before="0" w:line="260" w:lineRule="exact"/>
-              <w:jc w:val="left"/>
-            </w:pPr>
-            <w:r>
-              <w:rPr>
-                <w:rFonts w:ascii="Arial" w:hAnsi="Arial"/>
-                <w:b w:val="0"/>
-                <w:sz w:val="21"/>
-              </w:rPr>
-              <w:t>Художниця-керамістка | Скульптура | Візуальне мистецтво</w:t>
-            </w:r>
-          </w:p>
-          <w:p>
-            <w:pPr>
-              <w:keepNext/>
-              <w:widowControl/>
-              <w:spacing w:after="180" w:before="200" w:line="320" w:lineRule="exact"/>
-              <w:jc w:val="left"/>
-            </w:pPr>
-            <w:r>
-              <w:rPr>
-                <w:rFonts w:ascii="Arial" w:hAnsi="Arial"/>
-                <w:b/>
-                <w:color w:val="574B36"/>
-                <w:sz w:val="26"/>
-              </w:rPr>
-              <w:t>Професійне членство</w:t>
-            </w:r>
-          </w:p>
-          <w:p>
-            <w:pPr>
-              <w:widowControl/>
-              <w:spacing w:after="120" w:before="0" w:line="260" w:lineRule="exact"/>
-              <w:jc w:val="both"/>
-            </w:pPr>
-            <w:r>
-              <w:rPr>
-                <w:rFonts w:ascii="Arial" w:hAnsi="Arial"/>
-                <w:b w:val="0"/>
-                <w:sz w:val="21"/>
-              </w:rPr>
-              <w:t>Із серпня 2022 — Асоціація польських художників і дизайнерів (ZPAP), Варшава, Польща.</w:t>
-            </w:r>
-          </w:p>
-        </w:tc>
-        <w:tc>
-          <w:tcPr>
-            <w:tcW w:type="dxa" w:w="7030"/>
-            <w:vAlign w:val="top"/>
-            <w:tcMar>
-              <w:top w:w="0" w:type="dxa"/>
-              <w:bottom w:w="0" w:type="dxa"/>
-              <w:left w:w="0" w:type="dxa"/>
-              <w:right w:w="0" w:type="dxa"/>
-            </w:tcMar>
-          </w:tcPr>
-          <w:p>
-            <w:pPr>
-              <w:keepNext/>
-              <w:widowControl/>
-              <w:spacing w:after="180" w:before="200" w:line="320" w:lineRule="exact"/>
-              <w:jc w:val="left"/>
-            </w:pPr>
-            <w:r>
-              <w:rPr>
-                <w:rFonts w:ascii="Arial" w:hAnsi="Arial"/>
-                <w:b/>
-                <w:color w:val="574B36"/>
-                <w:sz w:val="26"/>
-              </w:rPr>
-              <w:t>Досвід роботи</w:t>
-            </w:r>
-          </w:p>
-          <w:p>
-            <w:pPr>
-              <w:keepNext/>
-              <w:widowControl/>
-              <w:spacing w:after="100" w:before="0" w:line="270" w:lineRule="exact"/>
-              <w:jc w:val="left"/>
-            </w:pPr>
-            <w:r>
-              <w:rPr>
-                <w:rFonts w:ascii="Arial" w:hAnsi="Arial"/>
-                <w:b/>
-                <w:sz w:val="22"/>
-              </w:rPr>
-              <w:t>11.2020–02.2022 | SAGA POTTERY</w:t>
-            </w:r>
-          </w:p>
-          <w:p>
-            <w:pPr>
-              <w:widowControl/>
-              <w:spacing w:after="120" w:before="0" w:line="260" w:lineRule="exact"/>
-              <w:jc w:val="left"/>
-            </w:pPr>
-            <w:r>
-              <w:rPr>
-                <w:rFonts w:ascii="Arial" w:hAnsi="Arial"/>
-                <w:b w:val="0"/>
-                <w:sz w:val="21"/>
-              </w:rPr>
-              <w:t>Художник-кераміст</w:t>
-            </w:r>
-          </w:p>
-          <w:p>
-            <w:pPr>
-              <w:widowControl/>
-              <w:spacing w:after="120" w:before="0" w:line="260" w:lineRule="exact"/>
-              <w:jc w:val="both"/>
-            </w:pPr>
-            <w:r>
-              <w:rPr>
-                <w:rFonts w:ascii="Arial" w:hAnsi="Arial"/>
-                <w:b w:val="0"/>
-                <w:sz w:val="21"/>
-              </w:rPr>
-              <w:t>Розроблення художніх рішень, декоративне оформлення керамічних виробів, робота з формою, фактурою, поливами та пігментами.</w:t>
-            </w:r>
-          </w:p>
-          <w:p>
-            <w:pPr>
-              <w:keepNext/>
-              <w:widowControl/>
-              <w:spacing w:after="100" w:before="0" w:line="270" w:lineRule="exact"/>
-              <w:jc w:val="left"/>
-            </w:pPr>
-            <w:r>
-              <w:rPr>
-                <w:rFonts w:ascii="Arial" w:hAnsi="Arial"/>
-                <w:b/>
-                <w:sz w:val="22"/>
-              </w:rPr>
-              <w:t>2018–2021 | PROCS</w:t>
-            </w:r>
-          </w:p>
-          <w:p>
-            <w:pPr>
-              <w:widowControl/>
-              <w:spacing w:after="120" w:before="0" w:line="260" w:lineRule="exact"/>
-              <w:jc w:val="left"/>
-            </w:pPr>
-            <w:r>
-              <w:rPr>
-                <w:rFonts w:ascii="Arial" w:hAnsi="Arial"/>
-                <w:b w:val="0"/>
-                <w:sz w:val="21"/>
-              </w:rPr>
-              <w:t>Художник-кераміст</w:t>
-            </w:r>
-          </w:p>
-          <w:p>
-            <w:pPr>
-              <w:widowControl/>
-              <w:spacing w:after="120" w:before="0" w:line="260" w:lineRule="exact"/>
-              <w:jc w:val="both"/>
-            </w:pPr>
-            <w:r>
-              <w:rPr>
-                <w:rFonts w:ascii="Arial" w:hAnsi="Arial"/>
-                <w:b w:val="0"/>
-                <w:sz w:val="21"/>
-              </w:rPr>
-              <w:t>Розроблення художніх і декоративних рішень, організація робочих процесів, координація команди, взаємодія з партнерами й постачальниками, участь у навчанні працівників.</w:t>
-            </w:r>
-          </w:p>
-          <w:p>
-            <w:pPr>
-              <w:keepNext/>
-              <w:widowControl/>
-              <w:spacing w:after="100" w:before="0" w:line="270" w:lineRule="exact"/>
-              <w:jc w:val="left"/>
-            </w:pPr>
-            <w:r>
-              <w:rPr>
-                <w:rFonts w:ascii="Arial" w:hAnsi="Arial"/>
-                <w:b/>
-                <w:sz w:val="22"/>
-              </w:rPr>
-              <w:t>2020 | Studio Gozhar</w:t>
-            </w:r>
-          </w:p>
-          <w:p>
-            <w:pPr>
-              <w:widowControl/>
-              <w:spacing w:after="120" w:before="0" w:line="260" w:lineRule="exact"/>
-              <w:jc w:val="left"/>
-            </w:pPr>
-            <w:r>
-              <w:rPr>
-                <w:rFonts w:ascii="Arial" w:hAnsi="Arial"/>
-                <w:b w:val="0"/>
-                <w:sz w:val="21"/>
-              </w:rPr>
-              <w:t>Художник-кераміст, викладач</w:t>
-            </w:r>
-          </w:p>
-          <w:p>
-            <w:pPr>
-              <w:widowControl/>
-              <w:spacing w:after="120" w:before="0" w:line="260" w:lineRule="exact"/>
-              <w:jc w:val="both"/>
-            </w:pPr>
-            <w:r>
-              <w:rPr>
-                <w:rFonts w:ascii="Arial" w:hAnsi="Arial"/>
-                <w:b w:val="0"/>
-                <w:sz w:val="21"/>
-              </w:rPr>
-              <w:t>Проведення занять і майстер-класів із кераміки для дітей та дорослих, розроблення навчальних і творчих завдань, виконання індивідуальних художніх замовлень.</w:t>
-            </w:r>
-          </w:p>
-          <w:p>
-            <w:pPr>
-              <w:keepNext/>
-              <w:widowControl/>
-              <w:spacing w:after="180" w:before="200" w:line="320" w:lineRule="exact"/>
-              <w:jc w:val="left"/>
-            </w:pPr>
-            <w:r>
-              <w:rPr>
-                <w:rFonts w:ascii="Arial" w:hAnsi="Arial"/>
-                <w:b/>
-                <w:color w:val="574B36"/>
-                <w:sz w:val="26"/>
-              </w:rPr>
-              <w:t>Мистецькі та професійні компетенції</w:t>
-            </w:r>
-          </w:p>
-          <w:p>
-            <w:pPr>
-              <w:widowControl/>
-              <w:spacing w:after="120" w:before="0" w:line="260" w:lineRule="exact"/>
-              <w:jc w:val="both"/>
-            </w:pPr>
-            <w:r>
-              <w:rPr>
-                <w:rFonts w:ascii="Arial" w:hAnsi="Arial"/>
-                <w:b w:val="0"/>
-                <w:sz w:val="21"/>
-              </w:rPr>
-              <w:t>• Авторська керамічна скульптура та об’ємно-просторова композиція.</w:t>
-            </w:r>
-          </w:p>
-          <w:p>
-            <w:pPr>
-              <w:widowControl/>
-              <w:spacing w:after="120" w:before="0" w:line="260" w:lineRule="exact"/>
-              <w:jc w:val="both"/>
-            </w:pPr>
-            <w:r>
-              <w:rPr>
-                <w:rFonts w:ascii="Arial" w:hAnsi="Arial"/>
-                <w:b w:val="0"/>
-                <w:sz w:val="21"/>
-              </w:rPr>
-              <w:t>• Концептуальні, модульні й трансформовані художні об’єкти.</w:t>
-            </w:r>
-          </w:p>
-          <w:p>
-            <w:pPr>
-              <w:widowControl/>
-              <w:spacing w:after="120" w:before="0" w:line="260" w:lineRule="exact"/>
-              <w:jc w:val="both"/>
-            </w:pPr>
-            <w:r>
-              <w:rPr>
-                <w:rFonts w:ascii="Arial" w:hAnsi="Arial"/>
-                <w:b w:val="0"/>
-                <w:sz w:val="21"/>
-              </w:rPr>
-              <w:t>• Ручне ліплення, формування, гравіювання, робота із шамотними масами.</w:t>
-            </w:r>
-          </w:p>
-          <w:p>
-            <w:pPr>
-              <w:widowControl/>
-              <w:spacing w:after="120" w:before="0" w:line="260" w:lineRule="exact"/>
-              <w:jc w:val="both"/>
-            </w:pPr>
-            <w:r>
-              <w:rPr>
-                <w:rFonts w:ascii="Arial" w:hAnsi="Arial"/>
-                <w:b w:val="0"/>
-                <w:sz w:val="21"/>
-              </w:rPr>
-              <w:t>• Декорування кераміки, робота з ангобами, пігментами, поливами, оксидами та скляними включеннями.</w:t>
-            </w:r>
-          </w:p>
-          <w:p>
-            <w:pPr>
-              <w:widowControl/>
-              <w:spacing w:after="120" w:before="0" w:line="260" w:lineRule="exact"/>
-              <w:jc w:val="both"/>
-            </w:pPr>
-            <w:r>
-              <w:rPr>
-                <w:rFonts w:ascii="Arial" w:hAnsi="Arial"/>
-                <w:b w:val="0"/>
-                <w:sz w:val="21"/>
-              </w:rPr>
-              <w:t>• Академічний рисунок, живопис, графіка та декоративна композиція.</w:t>
-            </w:r>
-          </w:p>
-          <w:p>
-            <w:pPr>
-              <w:widowControl/>
-              <w:spacing w:after="120" w:before="0" w:line="260" w:lineRule="exact"/>
-              <w:jc w:val="both"/>
-            </w:pPr>
-            <w:r>
-              <w:rPr>
-                <w:rFonts w:ascii="Arial" w:hAnsi="Arial"/>
-                <w:b w:val="0"/>
-                <w:sz w:val="21"/>
-              </w:rPr>
-              <w:t>• Розроблення художніх концепцій і візуальних рішень.</w:t>
-            </w:r>
-          </w:p>
-          <w:p>
-            <w:pPr>
-              <w:widowControl/>
-              <w:spacing w:after="120" w:before="0" w:line="260" w:lineRule="exact"/>
-              <w:jc w:val="both"/>
-            </w:pPr>
-            <w:r>
-              <w:rPr>
-                <w:rFonts w:ascii="Arial" w:hAnsi="Arial"/>
-                <w:b w:val="0"/>
-                <w:sz w:val="21"/>
-              </w:rPr>
-              <w:t>• Координація творчої команди та організація спільної роботи.</w:t>
-            </w:r>
-          </w:p>
-        </w:tc>
-      </w:tr>
-    </w:tbl>
+    <w:p>
+      <w:pPr>
+        <w:pStyle w:val="Title"/>
+      </w:pPr>
+      <w:r>
+        <w:t>Кристина Міщенко</w:t>
+      </w:r>
+    </w:p>
+    <w:p>
+      <w:r>
+        <w:t>Художниця-керамістка · Візуальне мистецтво</w:t>
+      </w:r>
+    </w:p>
+    <w:p>
+      <w:pPr>
+        <w:pStyle w:val="Heading1"/>
+      </w:pPr>
+      <w:r>
+        <w:t>Досвід роботи</w:t>
+      </w:r>
+    </w:p>
+    <w:p>
+      <w:pPr>
+        <w:pStyle w:val="Heading2"/>
+      </w:pPr>
+      <w:r>
+        <w:t>11.2020–02.2022 · SAGA POTTERY</w:t>
+      </w:r>
+    </w:p>
+    <w:p>
+      <w:r>
+        <w:t>Художник-кераміст</w:t>
+      </w:r>
+    </w:p>
+    <w:p>
+      <w:r>
+        <w:t>Розроблення художніх рішень, декоративне оформлення керамічних виробів, робота з формою, фактурою, поливами та пігментами.</w:t>
+      </w:r>
+    </w:p>
+    <w:p>
+      <w:pPr>
+        <w:pStyle w:val="Heading2"/>
+      </w:pPr>
+      <w:r>
+        <w:t>2018–2021 · PROCS</w:t>
+      </w:r>
+    </w:p>
+    <w:p>
+      <w:r>
+        <w:t>Художник-кераміст</w:t>
+      </w:r>
+    </w:p>
+    <w:p>
+      <w:r>
+        <w:t>Розроблення художніх і декоративних рішень, організація робочих процесів, координація команди, взаємодія з партнерами й постачальниками, участь у навчанні працівників.</w:t>
+      </w:r>
+    </w:p>
+    <w:p>
+      <w:pPr>
+        <w:pStyle w:val="Heading2"/>
+      </w:pPr>
+      <w:r>
+        <w:t>2020 · Studio Gozhar</w:t>
+      </w:r>
+    </w:p>
+    <w:p>
+      <w:r>
+        <w:t>Художник-кераміст</w:t>
+      </w:r>
+    </w:p>
+    <w:p>
+      <w:r>
+        <w:t>Проведення занять і майстер-класів із кераміки для дітей та дорослих, розроблення навчальних і творчих завдань, виконання індивідуальних художніх замовлень.</w:t>
+      </w:r>
+    </w:p>
+    <w:p>
+      <w:pPr>
+        <w:pStyle w:val="Heading1"/>
+      </w:pPr>
+      <w:r>
+        <w:t>Мистецькі та професійні компетенції</w:t>
+      </w:r>
+    </w:p>
+    <w:p>
+      <w:pPr>
+        <w:pStyle w:val="ListBullet"/>
+      </w:pPr>
+      <w:r>
+        <w:t>Авторська керамічна скульптура та об’ємно-просторова композиція.</w:t>
+      </w:r>
+    </w:p>
+    <w:p>
+      <w:pPr>
+        <w:pStyle w:val="ListBullet"/>
+      </w:pPr>
+      <w:r>
+        <w:t>Концептуальні, модульні й трансформовані художні об’єкти.</w:t>
+      </w:r>
+    </w:p>
+    <w:p>
+      <w:pPr>
+        <w:pStyle w:val="ListBullet"/>
+      </w:pPr>
+      <w:r>
+        <w:t>Ручне ліплення, формування, гравіювання, робота із шамотними масами.</w:t>
+      </w:r>
+    </w:p>
+    <w:p>
+      <w:pPr>
+        <w:pStyle w:val="ListBullet"/>
+      </w:pPr>
+      <w:r>
+        <w:t>Декорування кераміки, робота з ангобами, пігментами, поливами, оксидами та скляними включеннями.</w:t>
+      </w:r>
+    </w:p>
+    <w:p>
+      <w:pPr>
+        <w:pStyle w:val="ListBullet"/>
+      </w:pPr>
+      <w:r>
+        <w:t>Академічний рисунок, живопис, графіка та декоративна композиція.</w:t>
+      </w:r>
+    </w:p>
+    <w:p>
+      <w:pPr>
+        <w:pStyle w:val="ListBullet"/>
+      </w:pPr>
+      <w:r>
+        <w:t>Розроблення художніх концепцій і візуальних рішень.</w:t>
+      </w:r>
+    </w:p>
+    <w:p>
+      <w:pPr>
+        <w:pStyle w:val="ListBullet"/>
+      </w:pPr>
+      <w:r>
+        <w:t>Координація творчої команди та організація спільної роботи.</w:t>
+      </w:r>
+    </w:p>
     <w:sectPr>
+      <w:footerReference w:type="default" r:id="rId9"/>
       <w:pgSz w:w="11906" w:h="16838"/>
-      <w:pgMar w:top="652" w:right="624" w:bottom="680" w:left="624" w:header="720" w:footer="720" w:gutter="0"/>
+      <w:pgMar w:top="879" w:right="964" w:bottom="850" w:left="964" w:header="720" w:footer="720" w:gutter="0"/>
       <w:cols w:space="720"/>
       <w:docGrid w:linePitch="360"/>
     </w:sectPr>
   </w:body>
 </w:document>
+</file>
+
+<file path=word/footer1.xml><?xml version="1.0" encoding="utf-8"?>
+<w:ftr xmlns:m="http://schemas.openxmlformats.org/officeDocument/2006/math" xmlns:mc="http://schemas.openxmlformats.org/markup-compatibility/2006" xmlns:mo="http://schemas.microsoft.com/office/mac/office/2008/main" xmlns:mv="urn:schemas-microsoft-com:mac:vml" xmlns:o="urn:schemas-microsoft-com:office:office" xmlns:r="http://schemas.openxmlformats.org/officeDocument/2006/relationships" xmlns:v="urn:schemas-microsoft-com:vml" xmlns:w10="urn:schemas-microsoft-com:office:word" xmlns:w14="http://schemas.microsoft.com/office/word/2010/wordml" xmlns:w="http://schemas.openxmlformats.org/wordprocessingml/2006/main" xmlns:wne="http://schemas.microsoft.com/office/word/2006/wordml" xmlns:wp14="http://schemas.microsoft.com/office/word/2010/wordprocessingDrawing" xmlns:wp="http://schemas.openxmlformats.org/drawingml/2006/wordprocessingDrawing" xmlns:wpc="http://schemas.microsoft.com/office/word/2010/wordprocessingCanvas" xmlns:wpg="http://schemas.microsoft.com/office/word/2010/wordprocessingGroup" xmlns:wpi="http://schemas.microsoft.com/office/word/2010/wordprocessingInk" xmlns:wps="http://schemas.microsoft.com/office/word/2010/wordprocessingShape" mc:Ignorable="w14 wp14">
+  <w:p>
+    <w:pPr>
+      <w:pStyle w:val="Footer"/>
+      <w:jc w:val="right"/>
+    </w:pPr>
+    <w:r>
+      <w:rPr>
+        <w:color w:val="666666"/>
+        <w:sz w:val="16"/>
+      </w:rPr>
+      <w:t xml:space="preserve">Krystyna Mishchenko  ·  </w:t>
+    </w:r>
+    <w:fldSimple w:instr="PAGE"/>
+  </w:p>
+</w:ftr>
 </file>
 
 <file path=word/numbering.xml><?xml version="1.0" encoding="utf-8"?>
@@ -1357,10 +741,12 @@
     <w:qFormat/>
     <w:rsid w:val="00FC693F"/>
     <w:pPr>
-      <w:spacing w:line="240" w:lineRule="auto" w:after="120"/>
+      <w:widowControl/>
+      <w:spacing w:after="120" w:line="269" w:lineRule="auto"/>
     </w:pPr>
     <w:rPr>
       <w:rFonts w:ascii="Arial" w:hAnsi="Arial"/>
+      <w:color w:val="000000"/>
       <w:sz w:val="21"/>
     </w:rPr>
   </w:style>
@@ -1419,15 +805,15 @@
     <w:pPr>
       <w:keepNext/>
       <w:keepLines/>
-      <w:spacing w:before="480" w:after="0"/>
+      <w:spacing w:before="240" w:after="120" w:line="269" w:lineRule="auto"/>
       <w:outlineLvl w:val="0"/>
     </w:pPr>
     <w:rPr>
-      <w:rFonts w:asciiTheme="majorHAnsi" w:eastAsiaTheme="majorEastAsia" w:hAnsiTheme="majorHAnsi" w:cstheme="majorBidi"/>
+      <w:rFonts w:asciiTheme="majorHAnsi" w:eastAsiaTheme="majorEastAsia" w:hAnsiTheme="majorHAnsi" w:cstheme="majorBidi" w:ascii="Arial" w:hAnsi="Arial"/>
       <w:b/>
       <w:bCs/>
-      <w:color w:val="365F91" w:themeColor="accent1" w:themeShade="BF"/>
-      <w:sz w:val="28"/>
+      <w:color w:val="000000"/>
+      <w:sz w:val="26"/>
       <w:szCs w:val="28"/>
     </w:rPr>
   </w:style>
@@ -1443,15 +829,15 @@
     <w:pPr>
       <w:keepNext/>
       <w:keepLines/>
-      <w:spacing w:before="200" w:after="0"/>
+      <w:spacing w:before="200" w:after="120" w:line="269" w:lineRule="auto"/>
       <w:outlineLvl w:val="1"/>
     </w:pPr>
     <w:rPr>
-      <w:rFonts w:asciiTheme="majorHAnsi" w:eastAsiaTheme="majorEastAsia" w:hAnsiTheme="majorHAnsi" w:cstheme="majorBidi"/>
+      <w:rFonts w:asciiTheme="majorHAnsi" w:eastAsiaTheme="majorEastAsia" w:hAnsiTheme="majorHAnsi" w:cstheme="majorBidi" w:ascii="Arial" w:hAnsi="Arial"/>
       <w:b/>
       <w:bCs/>
-      <w:color w:val="4F81BD" w:themeColor="accent1"/>
-      <w:sz w:val="26"/>
+      <w:color w:val="000000"/>
+      <w:sz w:val="22"/>
       <w:szCs w:val="26"/>
     </w:rPr>
   </w:style>
@@ -1705,18 +1091,17 @@
     <w:qFormat/>
     <w:rsid w:val="00FC693F"/>
     <w:pPr>
-      <w:pBdr>
-        <w:bottom w:val="single" w:sz="8" w:space="4" w:color="4F81BD" w:themeColor="accent1"/>
-      </w:pBdr>
-      <w:spacing w:after="300" w:line="240" w:lineRule="auto"/>
+      <w:keepNext/>
+      <w:spacing w:after="120" w:line="269" w:lineRule="auto"/>
       <w:contextualSpacing/>
     </w:pPr>
     <w:rPr>
-      <w:rFonts w:asciiTheme="majorHAnsi" w:eastAsiaTheme="majorEastAsia" w:hAnsiTheme="majorHAnsi" w:cstheme="majorBidi"/>
-      <w:color w:val="17365D" w:themeColor="text2" w:themeShade="BF"/>
+      <w:rFonts w:asciiTheme="majorHAnsi" w:eastAsiaTheme="majorEastAsia" w:hAnsiTheme="majorHAnsi" w:cstheme="majorBidi" w:ascii="Arial" w:hAnsi="Arial"/>
+      <w:b/>
+      <w:color w:val="000000"/>
       <w:spacing w:val="5"/>
       <w:kern w:val="28"/>
-      <w:sz w:val="52"/>
+      <w:sz w:val="48"/>
       <w:szCs w:val="52"/>
     </w:rPr>
   </w:style>
@@ -2192,9 +1577,6 @@
     <w:qFormat/>
     <w:rsid w:val="00FC693F"/>
     <w:pPr>
-      <w:pBdr>
-        <w:bottom w:val="single" w:sz="4" w:space="4" w:color="4F81BD" w:themeColor="accent1"/>
-      </w:pBdr>
       <w:spacing w:before="200" w:after="280"/>
       <w:ind w:left="936" w:right="936"/>
     </w:pPr>

--- a/dist/assets/documents/Krystyna-Mishchenko-CV-UK.docx
+++ b/dist/assets/documents/Krystyna-Mishchenko-CV-UK.docx
@@ -2,6 +2,83 @@
 <file path=word/document.xml><?xml version="1.0" encoding="utf-8"?>
 <w:document xmlns:wpc="http://schemas.microsoft.com/office/word/2010/wordprocessingCanvas" xmlns:mo="http://schemas.microsoft.com/office/mac/office/2008/main" xmlns:mc="http://schemas.openxmlformats.org/markup-compatibility/2006" xmlns:mv="urn:schemas-microsoft-com:mac:vml" xmlns:o="urn:schemas-microsoft-com:office:office" xmlns:r="http://schemas.openxmlformats.org/officeDocument/2006/relationships" xmlns:m="http://schemas.openxmlformats.org/officeDocument/2006/math" xmlns:v="urn:schemas-microsoft-com:vml" xmlns:wp14="http://schemas.microsoft.com/office/word/2010/wordprocessingDrawing" xmlns:wp="http://schemas.openxmlformats.org/drawingml/2006/wordprocessingDrawing" xmlns:w10="urn:schemas-microsoft-com:office:word" xmlns:w="http://schemas.openxmlformats.org/wordprocessingml/2006/main" xmlns:w14="http://schemas.microsoft.com/office/word/2010/wordml" xmlns:wpg="http://schemas.microsoft.com/office/word/2010/wordprocessingGroup" xmlns:wpi="http://schemas.microsoft.com/office/word/2010/wordprocessingInk" xmlns:wne="http://schemas.microsoft.com/office/word/2006/wordml" xmlns:wps="http://schemas.microsoft.com/office/word/2010/wordprocessingShape" mc:Ignorable="w14 wp14">
   <w:body>
+    <w:p>
+      <w:pPr>
+        <w:spacing w:after="220"/>
+      </w:pPr>
+      <w:r>
+        <w:rPr>
+          <w:color w:val="574B36"/>
+          <w:sz w:val="18"/>
+        </w:rPr>
+        <w:t>CV ХУДОЖНИЦІ</w:t>
+      </w:r>
+    </w:p>
+    <w:p>
+      <w:pPr>
+        <w:pStyle w:val="Title"/>
+      </w:pPr>
+      <w:r>
+        <w:t>Кристина Міщенко</w:t>
+      </w:r>
+    </w:p>
+    <w:p>
+      <w:r>
+        <w:t>Художня кераміка та скульптура</w:t>
+      </w:r>
+    </w:p>
+    <w:tbl>
+      <w:tblPr>
+        <w:tblW w:type="auto" w:w="0"/>
+        <w:tblLook w:firstColumn="1" w:firstRow="1" w:lastColumn="0" w:lastRow="0" w:noHBand="0" w:noVBand="1" w:val="04A0"/>
+      </w:tblPr>
+      <w:tblGrid>
+        <w:gridCol w:w="9866"/>
+      </w:tblGrid>
+      <w:tr>
+        <w:tc>
+          <w:tcPr>
+            <w:tcW w:type="dxa" w:w="9866"/>
+            <w:shd w:fill="F2EEE6"/>
+          </w:tcPr>
+          <w:p>
+            <w:pPr>
+              <w:spacing w:after="60"/>
+            </w:pPr>
+            <w:r>
+              <w:rPr>
+                <w:sz w:val="17"/>
+              </w:rPr>
+              <w:t>Народилася 1997 року  ·  Хемніц, Саксонія, Німеччина</w:t>
+            </w:r>
+          </w:p>
+          <w:p>
+            <w:pPr>
+              <w:spacing w:after="60"/>
+            </w:pPr>
+            <w:r>
+              <w:rPr>
+                <w:sz w:val="17"/>
+              </w:rPr>
+              <w:t>m.krystyna.197@gmail.com  ·  DE +49 1575 3604617  ·  UA +380 93 1324782</w:t>
+            </w:r>
+          </w:p>
+        </w:tc>
+      </w:tr>
+    </w:tbl>
+    <w:p>
+      <w:r>
+        <w:t>Українська художниця, яка працює з керамічною скульптурою, трансформативними композиціями, графікою та живописом. У центрі моєї практики — творчий задум: через взаємодію фігури, простору й матеріалу я досліджую ідентичність, пам’ять і людські зв’язки.</w:t>
+      </w:r>
+    </w:p>
+    <w:p>
+      <w:pPr>
+        <w:pStyle w:val="Heading1"/>
+      </w:pPr>
+      <w:r>
+        <w:t>ОСВІТА</w:t>
+      </w:r>
+    </w:p>
     <w:tbl>
       <w:tblPr>
         <w:tblW w:type="auto" w:w="0"/>
@@ -9,79 +86,122 @@
         <w:tblLook w:firstColumn="1" w:firstRow="1" w:lastColumn="0" w:lastRow="0" w:noHBand="0" w:noVBand="1" w:val="04A0"/>
       </w:tblPr>
       <w:tblGrid>
-        <w:gridCol w:w="7824"/>
-        <w:gridCol w:w="2154"/>
+        <w:gridCol w:w="1814"/>
+        <w:gridCol w:w="8050"/>
       </w:tblGrid>
       <w:tr>
+        <w:trPr>
+          <w:cantSplit/>
+        </w:trPr>
         <w:tc>
           <w:tcPr>
-            <w:tcW w:type="dxa" w:w="7824"/>
+            <w:tcW w:type="dxa" w:w="1814"/>
           </w:tcPr>
           <w:p>
             <w:pPr>
-              <w:pStyle w:val="Title"/>
-            </w:pPr>
-            <w:r>
-              <w:t>Кристина Міщенко</w:t>
-            </w:r>
-          </w:p>
-          <w:p>
-            <w:r>
-              <w:t>Художниця-керамістка · Візуальне мистецтво</w:t>
-            </w:r>
-          </w:p>
-          <w:p>
-            <w:pPr>
-              <w:spacing w:after="0"/>
+              <w:spacing w:after="100" w:line="254" w:lineRule="auto"/>
             </w:pPr>
             <w:r>
               <w:rPr>
-                <w:sz w:val="18"/>
+                <w:b/>
+                <w:color w:val="666158"/>
+                <w:sz w:val="19"/>
               </w:rPr>
-              <w:t>Хемніц, Саксонія, Німеччина  ·  m.krystyna.197@gmail.com</w:t>
-              <w:br/>
-              <w:t>DE +49 1575 3604617  ·  UA +380 93 1324782</w:t>
+              <w:t>2020–2022</w:t>
             </w:r>
           </w:p>
         </w:tc>
         <w:tc>
           <w:tcPr>
-            <w:tcW w:type="dxa" w:w="2154"/>
+            <w:tcW w:type="dxa" w:w="8050"/>
           </w:tcPr>
           <w:p>
+            <w:pPr>
+              <w:spacing w:after="100" w:line="254" w:lineRule="auto"/>
+            </w:pPr>
             <w:r>
-              <w:drawing>
-                <wp:inline xmlns:a="http://schemas.openxmlformats.org/drawingml/2006/main" xmlns:pic="http://schemas.openxmlformats.org/drawingml/2006/picture">
-                  <wp:extent cx="972000" cy="1166012"/>
-                  <wp:docPr id="1" name="Picture 1"/>
-                  <wp:cNvGraphicFramePr>
-                    <a:graphicFrameLocks noChangeAspect="1"/>
-                  </wp:cNvGraphicFramePr>
-                  <a:graphic>
-                    <a:graphicData uri="http://schemas.openxmlformats.org/drawingml/2006/picture">
-                      <pic:pic>
-                        <pic:nvPicPr>
-                          <pic:cNvPr id="0" name="reference-photo.jpg"/>
-                          <pic:cNvPicPr/>
-                        </pic:nvPicPr>
-                        <pic:blipFill>
-                          <a:blip r:embed="rId10"/>
-                          <a:stretch>
-                            <a:fillRect/>
-                          </a:stretch>
-                        </pic:blipFill>
-                        <pic:spPr>
-                          <a:xfrm>
-                            <a:off x="0" y="0"/>
-                            <a:ext cx="972000" cy="1166012"/>
-                          </a:xfrm>
-                          <a:prstGeom prst="rect"/>
-                        </pic:spPr>
-                      </pic:pic>
-                    </a:graphicData>
-                  </a:graphic>
-                </wp:inline>
-              </w:drawing>
+              <w:rPr>
+                <w:sz w:val="20"/>
+              </w:rPr>
+              <w:t>Магістр · Київська державна академія декоративного мистецтва і дизайну імені Михайла Бойчука, Київ, Україна.</w:t>
+            </w:r>
+          </w:p>
+        </w:tc>
+      </w:tr>
+      <w:tr>
+        <w:trPr>
+          <w:cantSplit/>
+        </w:trPr>
+        <w:tc>
+          <w:tcPr>
+            <w:tcW w:type="dxa" w:w="1814"/>
+          </w:tcPr>
+          <w:p>
+            <w:pPr>
+              <w:spacing w:after="100" w:line="254" w:lineRule="auto"/>
+            </w:pPr>
+            <w:r>
+              <w:rPr>
+                <w:b/>
+                <w:color w:val="666158"/>
+                <w:sz w:val="19"/>
+              </w:rPr>
+              <w:t>2016–2020</w:t>
+            </w:r>
+          </w:p>
+        </w:tc>
+        <w:tc>
+          <w:tcPr>
+            <w:tcW w:type="dxa" w:w="8050"/>
+          </w:tcPr>
+          <w:p>
+            <w:pPr>
+              <w:spacing w:after="100" w:line="254" w:lineRule="auto"/>
+            </w:pPr>
+            <w:r>
+              <w:rPr>
+                <w:sz w:val="20"/>
+              </w:rPr>
+              <w:t>Бакалавр · Київська державна академія декоративного мистецтва і дизайну імені Михайла Бойчука, Київ, Україна.</w:t>
+            </w:r>
+          </w:p>
+        </w:tc>
+      </w:tr>
+      <w:tr>
+        <w:trPr>
+          <w:cantSplit/>
+        </w:trPr>
+        <w:tc>
+          <w:tcPr>
+            <w:tcW w:type="dxa" w:w="1814"/>
+          </w:tcPr>
+          <w:p>
+            <w:pPr>
+              <w:spacing w:after="100" w:line="254" w:lineRule="auto"/>
+            </w:pPr>
+            <w:r>
+              <w:rPr>
+                <w:b/>
+                <w:color w:val="666158"/>
+                <w:sz w:val="19"/>
+              </w:rPr>
+              <w:t>2012–2016</w:t>
+            </w:r>
+          </w:p>
+        </w:tc>
+        <w:tc>
+          <w:tcPr>
+            <w:tcW w:type="dxa" w:w="8050"/>
+          </w:tcPr>
+          <w:p>
+            <w:pPr>
+              <w:spacing w:after="100" w:line="254" w:lineRule="auto"/>
+            </w:pPr>
+            <w:r>
+              <w:rPr>
+                <w:sz w:val="20"/>
+              </w:rPr>
+              <w:t>Молодший спеціаліст · Художнє училище, Харків, Україна. Мистецтво; кваліфікація: художник-виконавець, викладач.</w:t>
             </w:r>
           </w:p>
         </w:tc>
@@ -92,117 +212,312 @@
         <w:pStyle w:val="Heading1"/>
       </w:pPr>
       <w:r>
-        <w:t>Професійний профіль</w:t>
+        <w:t>РЕЗИДЕНЦІЇ</w:t>
       </w:r>
     </w:p>
-    <w:p>
-      <w:r>
-        <w:t>Художниця-керамістка, яка працює зі скульптурними й трансформованими композиціями, декоративною керамікою, графікою та живописом. Основні теми — ідентичність, пам’ять, людські зв’язки та взаємодія форми з порожнечею. Досвід керамічного виробництва, координації команди та навчання дітей і дорослих.</w:t>
-      </w:r>
-    </w:p>
+    <w:tbl>
+      <w:tblPr>
+        <w:tblW w:type="auto" w:w="0"/>
+        <w:tblLayout w:type="fixed"/>
+        <w:tblLook w:firstColumn="1" w:firstRow="1" w:lastColumn="0" w:lastRow="0" w:noHBand="0" w:noVBand="1" w:val="04A0"/>
+      </w:tblPr>
+      <w:tblGrid>
+        <w:gridCol w:w="1814"/>
+        <w:gridCol w:w="8050"/>
+      </w:tblGrid>
+      <w:tr>
+        <w:trPr>
+          <w:cantSplit/>
+        </w:trPr>
+        <w:tc>
+          <w:tcPr>
+            <w:tcW w:type="dxa" w:w="1814"/>
+          </w:tcPr>
+          <w:p>
+            <w:pPr>
+              <w:spacing w:after="100" w:line="254" w:lineRule="auto"/>
+            </w:pPr>
+            <w:r>
+              <w:rPr>
+                <w:b/>
+                <w:color w:val="666158"/>
+                <w:sz w:val="19"/>
+              </w:rPr>
+              <w:t>2022</w:t>
+            </w:r>
+          </w:p>
+        </w:tc>
+        <w:tc>
+          <w:tcPr>
+            <w:tcW w:type="dxa" w:w="8050"/>
+          </w:tcPr>
+          <w:p>
+            <w:pPr>
+              <w:spacing w:after="100" w:line="254" w:lineRule="auto"/>
+            </w:pPr>
+            <w:r>
+              <w:rPr>
+                <w:sz w:val="20"/>
+              </w:rPr>
+              <w:t>«Мистецтво для України» · двотижнева міжнародна мистецька резиденція, Бренна, Польща.</w:t>
+            </w:r>
+          </w:p>
+        </w:tc>
+      </w:tr>
+    </w:tbl>
     <w:p>
       <w:pPr>
         <w:pStyle w:val="Heading1"/>
       </w:pPr>
       <w:r>
-        <w:t>Освіта</w:t>
+        <w:t>ВИСТАВКИ ТА ПРОЄКТИ</w:t>
       </w:r>
     </w:p>
-    <w:p>
-      <w:pPr>
-        <w:pStyle w:val="Heading2"/>
-      </w:pPr>
-      <w:r>
-        <w:t>Магістр, 2020–2022</w:t>
-      </w:r>
-    </w:p>
-    <w:p>
-      <w:r>
-        <w:t>Київська державна академія декоративного мистецтва і дизайну імені Михайла Бойчука, Київ, Україна.</w:t>
-      </w:r>
-    </w:p>
-    <w:p>
-      <w:r>
-        <w:t>Художня кераміка</w:t>
-      </w:r>
-    </w:p>
-    <w:p>
-      <w:pPr>
-        <w:pStyle w:val="Heading2"/>
-      </w:pPr>
-      <w:r>
-        <w:t>Бакалавр, 2016–2020</w:t>
-      </w:r>
-    </w:p>
-    <w:p>
-      <w:r>
-        <w:t>Київська державна академія декоративного мистецтва і дизайну імені Михайла Бойчука, Київ, Україна.</w:t>
-      </w:r>
-    </w:p>
-    <w:p>
-      <w:r>
-        <w:t>Художня кераміка</w:t>
-      </w:r>
-    </w:p>
-    <w:p>
-      <w:pPr>
-        <w:pStyle w:val="Heading2"/>
-      </w:pPr>
-      <w:r>
-        <w:t>Молодший спеціаліст, 2012–2016</w:t>
-      </w:r>
-    </w:p>
-    <w:p>
-      <w:r>
-        <w:t>Художнє училище, Харків, Україна. Мистецтво; кваліфікація: художник-виконавець, викладач.</w:t>
-      </w:r>
-    </w:p>
-    <w:p>
-      <w:pPr>
-        <w:pStyle w:val="Heading1"/>
-      </w:pPr>
-      <w:r>
-        <w:t>Професійне членство</w:t>
-      </w:r>
-    </w:p>
-    <w:p>
-      <w:r>
-        <w:t>Із серпня 2022 — Асоціація польських художників і дизайнерів (ZPAP), Варшава, Польща.</w:t>
-      </w:r>
-    </w:p>
-    <w:p>
-      <w:pPr>
-        <w:pStyle w:val="Heading1"/>
-      </w:pPr>
-      <w:r>
-        <w:t>Мови</w:t>
-      </w:r>
-    </w:p>
-    <w:p>
-      <w:r>
-        <w:t>Українська — рідна</w:t>
-      </w:r>
-    </w:p>
-    <w:p>
-      <w:r>
-        <w:t>російська — рівень носія</w:t>
-      </w:r>
-    </w:p>
-    <w:p>
-      <w:r>
-        <w:t>польська — комунікативний рівень, орієнтовно A2–B1 (самооцінка)</w:t>
-      </w:r>
-    </w:p>
-    <w:p>
-      <w:r>
-        <w:t>німецька — B1, підтверджено сертифікатом</w:t>
-      </w:r>
-    </w:p>
-    <w:p>
-      <w:r>
-        <w:t>англійська — початковий рівень</w:t>
-      </w:r>
-    </w:p>
+    <w:tbl>
+      <w:tblPr>
+        <w:tblW w:type="auto" w:w="0"/>
+        <w:tblLayout w:type="fixed"/>
+        <w:tblLook w:firstColumn="1" w:firstRow="1" w:lastColumn="0" w:lastRow="0" w:noHBand="0" w:noVBand="1" w:val="04A0"/>
+      </w:tblPr>
+      <w:tblGrid>
+        <w:gridCol w:w="1814"/>
+        <w:gridCol w:w="8050"/>
+      </w:tblGrid>
+      <w:tr>
+        <w:trPr>
+          <w:cantSplit/>
+        </w:trPr>
+        <w:tc>
+          <w:tcPr>
+            <w:tcW w:type="dxa" w:w="1814"/>
+          </w:tcPr>
+          <w:p>
+            <w:pPr>
+              <w:spacing w:after="100" w:line="254" w:lineRule="auto"/>
+            </w:pPr>
+            <w:r>
+              <w:rPr>
+                <w:b/>
+                <w:color w:val="666158"/>
+                <w:sz w:val="19"/>
+              </w:rPr>
+              <w:t>11.04.2024</w:t>
+            </w:r>
+          </w:p>
+        </w:tc>
+        <w:tc>
+          <w:tcPr>
+            <w:tcW w:type="dxa" w:w="8050"/>
+          </w:tcPr>
+          <w:p>
+            <w:pPr>
+              <w:spacing w:after="100" w:line="254" w:lineRule="auto"/>
+            </w:pPr>
+            <w:r>
+              <w:rPr>
+                <w:sz w:val="20"/>
+              </w:rPr>
+              <w:t>«Незламність традиції» — Національний музей декоративного мистецтва України, Київ, Україна.</w:t>
+            </w:r>
+          </w:p>
+        </w:tc>
+      </w:tr>
+      <w:tr>
+        <w:trPr>
+          <w:cantSplit/>
+        </w:trPr>
+        <w:tc>
+          <w:tcPr>
+            <w:tcW w:type="dxa" w:w="1814"/>
+          </w:tcPr>
+          <w:p>
+            <w:pPr>
+              <w:spacing w:after="100" w:line="254" w:lineRule="auto"/>
+            </w:pPr>
+            <w:r>
+              <w:rPr>
+                <w:b/>
+                <w:color w:val="666158"/>
+                <w:sz w:val="19"/>
+              </w:rPr>
+              <w:t>2023</w:t>
+            </w:r>
+          </w:p>
+        </w:tc>
+        <w:tc>
+          <w:tcPr>
+            <w:tcW w:type="dxa" w:w="8050"/>
+          </w:tcPr>
+          <w:p>
+            <w:pPr>
+              <w:spacing w:after="100" w:line="254" w:lineRule="auto"/>
+            </w:pPr>
+            <w:r>
+              <w:rPr>
+                <w:sz w:val="20"/>
+              </w:rPr>
+              <w:t>«Мистецтво молодих» — виставковий проєкт, Львів, Україна.</w:t>
+            </w:r>
+          </w:p>
+        </w:tc>
+      </w:tr>
+      <w:tr>
+        <w:trPr>
+          <w:cantSplit/>
+        </w:trPr>
+        <w:tc>
+          <w:tcPr>
+            <w:tcW w:type="dxa" w:w="1814"/>
+          </w:tcPr>
+          <w:p>
+            <w:pPr>
+              <w:spacing w:after="100" w:line="254" w:lineRule="auto"/>
+            </w:pPr>
+            <w:r>
+              <w:rPr>
+                <w:b/>
+                <w:color w:val="666158"/>
+                <w:sz w:val="19"/>
+              </w:rPr>
+              <w:t>2023</w:t>
+            </w:r>
+          </w:p>
+        </w:tc>
+        <w:tc>
+          <w:tcPr>
+            <w:tcW w:type="dxa" w:w="8050"/>
+          </w:tcPr>
+          <w:p>
+            <w:pPr>
+              <w:spacing w:after="100" w:line="254" w:lineRule="auto"/>
+            </w:pPr>
+            <w:r>
+              <w:rPr>
+                <w:sz w:val="20"/>
+              </w:rPr>
+              <w:t>«Спадковість і новаторство» — Національна спілка художників, Київ, Україна.</w:t>
+            </w:r>
+          </w:p>
+        </w:tc>
+      </w:tr>
+      <w:tr>
+        <w:trPr>
+          <w:cantSplit/>
+        </w:trPr>
+        <w:tc>
+          <w:tcPr>
+            <w:tcW w:type="dxa" w:w="1814"/>
+          </w:tcPr>
+          <w:p>
+            <w:pPr>
+              <w:spacing w:after="100" w:line="254" w:lineRule="auto"/>
+            </w:pPr>
+            <w:r>
+              <w:rPr>
+                <w:b/>
+                <w:color w:val="666158"/>
+                <w:sz w:val="19"/>
+              </w:rPr>
+              <w:t>15.04–07.05.2023</w:t>
+            </w:r>
+          </w:p>
+        </w:tc>
+        <w:tc>
+          <w:tcPr>
+            <w:tcW w:type="dxa" w:w="8050"/>
+          </w:tcPr>
+          <w:p>
+            <w:pPr>
+              <w:spacing w:after="100" w:line="254" w:lineRule="auto"/>
+            </w:pPr>
+            <w:r>
+              <w:rPr>
+                <w:sz w:val="20"/>
+              </w:rPr>
+              <w:t>«Коріння української душі» — Варшава, Польща.</w:t>
+            </w:r>
+          </w:p>
+        </w:tc>
+      </w:tr>
+      <w:tr>
+        <w:trPr>
+          <w:cantSplit/>
+        </w:trPr>
+        <w:tc>
+          <w:tcPr>
+            <w:tcW w:type="dxa" w:w="1814"/>
+          </w:tcPr>
+          <w:p>
+            <w:pPr>
+              <w:spacing w:after="100" w:line="254" w:lineRule="auto"/>
+            </w:pPr>
+            <w:r>
+              <w:rPr>
+                <w:b/>
+                <w:color w:val="666158"/>
+                <w:sz w:val="19"/>
+              </w:rPr>
+              <w:t>17.02–03.03.2023</w:t>
+            </w:r>
+          </w:p>
+        </w:tc>
+        <w:tc>
+          <w:tcPr>
+            <w:tcW w:type="dxa" w:w="8050"/>
+          </w:tcPr>
+          <w:p>
+            <w:pPr>
+              <w:spacing w:after="100" w:line="254" w:lineRule="auto"/>
+            </w:pPr>
+            <w:r>
+              <w:rPr>
+                <w:sz w:val="20"/>
+              </w:rPr>
+              <w:t>«Коріння української душі» — Будинок Європейського союзу, Рига, Латвія.</w:t>
+            </w:r>
+          </w:p>
+        </w:tc>
+      </w:tr>
+      <w:tr>
+        <w:trPr>
+          <w:cantSplit/>
+        </w:trPr>
+        <w:tc>
+          <w:tcPr>
+            <w:tcW w:type="dxa" w:w="1814"/>
+          </w:tcPr>
+          <w:p>
+            <w:pPr>
+              <w:spacing w:after="100" w:line="254" w:lineRule="auto"/>
+            </w:pPr>
+            <w:r>
+              <w:rPr>
+                <w:b/>
+                <w:color w:val="666158"/>
+                <w:sz w:val="19"/>
+              </w:rPr>
+              <w:t>14–28.11.2022</w:t>
+            </w:r>
+          </w:p>
+        </w:tc>
+        <w:tc>
+          <w:tcPr>
+            <w:tcW w:type="dxa" w:w="8050"/>
+          </w:tcPr>
+          <w:p>
+            <w:pPr>
+              <w:spacing w:after="100" w:line="254" w:lineRule="auto"/>
+            </w:pPr>
+            <w:r>
+              <w:rPr>
+                <w:sz w:val="20"/>
+              </w:rPr>
+              <w:t>Poland – Finland – Ukraine Unit in Art for Peace — Європейська комісія, Гельсінкі, Фінляндія.</w:t>
+            </w:r>
+          </w:p>
+        </w:tc>
+      </w:tr>
+    </w:tbl>
     <w:p>
       <w:r>
         <w:br w:type="page"/>
@@ -217,8 +532,658 @@
       </w:r>
     </w:p>
     <w:p>
+      <w:pPr>
+        <w:pStyle w:val="Heading1"/>
+      </w:pPr>
       <w:r>
-        <w:t>Художниця-керамістка · Візуальне мистецтво</w:t>
+        <w:t>ПРОДОВЖЕННЯ ВИСТАВКОВОГО СПИСКУ</w:t>
+      </w:r>
+    </w:p>
+    <w:tbl>
+      <w:tblPr>
+        <w:tblW w:type="auto" w:w="0"/>
+        <w:tblLayout w:type="fixed"/>
+        <w:tblLook w:firstColumn="1" w:firstRow="1" w:lastColumn="0" w:lastRow="0" w:noHBand="0" w:noVBand="1" w:val="04A0"/>
+      </w:tblPr>
+      <w:tblGrid>
+        <w:gridCol w:w="1814"/>
+        <w:gridCol w:w="8050"/>
+      </w:tblGrid>
+      <w:tr>
+        <w:trPr>
+          <w:cantSplit/>
+        </w:trPr>
+        <w:tc>
+          <w:tcPr>
+            <w:tcW w:type="dxa" w:w="1814"/>
+          </w:tcPr>
+          <w:p>
+            <w:pPr>
+              <w:spacing w:after="100" w:line="254" w:lineRule="auto"/>
+            </w:pPr>
+            <w:r>
+              <w:rPr>
+                <w:b/>
+                <w:color w:val="666158"/>
+                <w:sz w:val="19"/>
+              </w:rPr>
+              <w:t>2022</w:t>
+            </w:r>
+          </w:p>
+        </w:tc>
+        <w:tc>
+          <w:tcPr>
+            <w:tcW w:type="dxa" w:w="8050"/>
+          </w:tcPr>
+          <w:p>
+            <w:pPr>
+              <w:spacing w:after="100" w:line="254" w:lineRule="auto"/>
+            </w:pPr>
+            <w:r>
+              <w:rPr>
+                <w:sz w:val="20"/>
+              </w:rPr>
+              <w:t>«Добро — інструкція» — польсько-українська виставка філософії та мистецтва для дітей від 4 до 104 років; Wawerskie Centrum Kultury, Мендзилесе, Варшава, Польща.</w:t>
+            </w:r>
+          </w:p>
+        </w:tc>
+      </w:tr>
+      <w:tr>
+        <w:trPr>
+          <w:cantSplit/>
+        </w:trPr>
+        <w:tc>
+          <w:tcPr>
+            <w:tcW w:type="dxa" w:w="1814"/>
+          </w:tcPr>
+          <w:p>
+            <w:pPr>
+              <w:spacing w:after="100" w:line="254" w:lineRule="auto"/>
+            </w:pPr>
+            <w:r>
+              <w:rPr>
+                <w:b/>
+                <w:color w:val="666158"/>
+                <w:sz w:val="19"/>
+              </w:rPr>
+              <w:t>2022</w:t>
+            </w:r>
+          </w:p>
+        </w:tc>
+        <w:tc>
+          <w:tcPr>
+            <w:tcW w:type="dxa" w:w="8050"/>
+          </w:tcPr>
+          <w:p>
+            <w:pPr>
+              <w:spacing w:after="100" w:line="254" w:lineRule="auto"/>
+            </w:pPr>
+            <w:r>
+              <w:rPr>
+                <w:sz w:val="20"/>
+              </w:rPr>
+              <w:t>Друге національне бієнале малої керамічної форми — Культурний центр Вейгерово, Вейгерово, Польща.</w:t>
+            </w:r>
+          </w:p>
+        </w:tc>
+      </w:tr>
+      <w:tr>
+        <w:trPr>
+          <w:cantSplit/>
+        </w:trPr>
+        <w:tc>
+          <w:tcPr>
+            <w:tcW w:type="dxa" w:w="1814"/>
+          </w:tcPr>
+          <w:p>
+            <w:pPr>
+              <w:spacing w:after="100" w:line="254" w:lineRule="auto"/>
+            </w:pPr>
+            <w:r>
+              <w:rPr>
+                <w:b/>
+                <w:color w:val="666158"/>
+                <w:sz w:val="19"/>
+              </w:rPr>
+              <w:t>2022</w:t>
+            </w:r>
+          </w:p>
+        </w:tc>
+        <w:tc>
+          <w:tcPr>
+            <w:tcW w:type="dxa" w:w="8050"/>
+          </w:tcPr>
+          <w:p>
+            <w:pPr>
+              <w:spacing w:after="100" w:line="254" w:lineRule="auto"/>
+            </w:pPr>
+            <w:r>
+              <w:rPr>
+                <w:sz w:val="20"/>
+              </w:rPr>
+              <w:t>«Азимут Chrzęsne 2022» — вернісаж, Chrzęsne, Польща.</w:t>
+            </w:r>
+          </w:p>
+        </w:tc>
+      </w:tr>
+      <w:tr>
+        <w:trPr>
+          <w:cantSplit/>
+        </w:trPr>
+        <w:tc>
+          <w:tcPr>
+            <w:tcW w:type="dxa" w:w="1814"/>
+          </w:tcPr>
+          <w:p>
+            <w:pPr>
+              <w:spacing w:after="100" w:line="254" w:lineRule="auto"/>
+            </w:pPr>
+            <w:r>
+              <w:rPr>
+                <w:b/>
+                <w:color w:val="666158"/>
+                <w:sz w:val="19"/>
+              </w:rPr>
+              <w:t>2022</w:t>
+            </w:r>
+          </w:p>
+        </w:tc>
+        <w:tc>
+          <w:tcPr>
+            <w:tcW w:type="dxa" w:w="8050"/>
+          </w:tcPr>
+          <w:p>
+            <w:pPr>
+              <w:spacing w:after="100" w:line="254" w:lineRule="auto"/>
+            </w:pPr>
+            <w:r>
+              <w:rPr>
+                <w:sz w:val="20"/>
+              </w:rPr>
+              <w:t>Otwarte Ogrody Artystów Dąbrowy — одноденна виставка, Варшава, Польща.</w:t>
+            </w:r>
+          </w:p>
+        </w:tc>
+      </w:tr>
+      <w:tr>
+        <w:trPr>
+          <w:cantSplit/>
+        </w:trPr>
+        <w:tc>
+          <w:tcPr>
+            <w:tcW w:type="dxa" w:w="1814"/>
+          </w:tcPr>
+          <w:p>
+            <w:pPr>
+              <w:spacing w:after="100" w:line="254" w:lineRule="auto"/>
+            </w:pPr>
+            <w:r>
+              <w:rPr>
+                <w:b/>
+                <w:color w:val="666158"/>
+                <w:sz w:val="19"/>
+              </w:rPr>
+              <w:t>2022</w:t>
+            </w:r>
+          </w:p>
+        </w:tc>
+        <w:tc>
+          <w:tcPr>
+            <w:tcW w:type="dxa" w:w="8050"/>
+          </w:tcPr>
+          <w:p>
+            <w:pPr>
+              <w:spacing w:after="100" w:line="254" w:lineRule="auto"/>
+            </w:pPr>
+            <w:r>
+              <w:rPr>
+                <w:sz w:val="20"/>
+              </w:rPr>
+              <w:t>Beskidzki Dom Zielin «Przytulnia» — одноденна виставка, Бренна, Польща.</w:t>
+            </w:r>
+          </w:p>
+        </w:tc>
+      </w:tr>
+      <w:tr>
+        <w:trPr>
+          <w:cantSplit/>
+        </w:trPr>
+        <w:tc>
+          <w:tcPr>
+            <w:tcW w:type="dxa" w:w="1814"/>
+          </w:tcPr>
+          <w:p>
+            <w:pPr>
+              <w:spacing w:after="100" w:line="254" w:lineRule="auto"/>
+            </w:pPr>
+            <w:r>
+              <w:rPr>
+                <w:b/>
+                <w:color w:val="666158"/>
+                <w:sz w:val="19"/>
+              </w:rPr>
+              <w:t>15–22.05.2021</w:t>
+            </w:r>
+          </w:p>
+        </w:tc>
+        <w:tc>
+          <w:tcPr>
+            <w:tcW w:type="dxa" w:w="8050"/>
+          </w:tcPr>
+          <w:p>
+            <w:pPr>
+              <w:spacing w:after="100" w:line="254" w:lineRule="auto"/>
+            </w:pPr>
+            <w:r>
+              <w:rPr>
+                <w:sz w:val="20"/>
+              </w:rPr>
+              <w:t>CeGlina 2021 — проєкт сучасної кераміки, галерея CeGlinaArt, Київ, Україна.</w:t>
+            </w:r>
+          </w:p>
+        </w:tc>
+      </w:tr>
+      <w:tr>
+        <w:trPr>
+          <w:cantSplit/>
+        </w:trPr>
+        <w:tc>
+          <w:tcPr>
+            <w:tcW w:type="dxa" w:w="1814"/>
+          </w:tcPr>
+          <w:p>
+            <w:pPr>
+              <w:spacing w:after="100" w:line="254" w:lineRule="auto"/>
+            </w:pPr>
+            <w:r>
+              <w:rPr>
+                <w:b/>
+                <w:color w:val="666158"/>
+                <w:sz w:val="19"/>
+              </w:rPr>
+              <w:t>2019</w:t>
+            </w:r>
+          </w:p>
+        </w:tc>
+        <w:tc>
+          <w:tcPr>
+            <w:tcW w:type="dxa" w:w="8050"/>
+          </w:tcPr>
+          <w:p>
+            <w:pPr>
+              <w:spacing w:after="100" w:line="254" w:lineRule="auto"/>
+            </w:pPr>
+            <w:r>
+              <w:rPr>
+                <w:sz w:val="20"/>
+              </w:rPr>
+              <w:t>«Кращий твір 2019 року» — всеукраїнська виставка-конкурс, Національне об’єднання художників народного мистецтва України, Київ, Україна.</w:t>
+            </w:r>
+          </w:p>
+        </w:tc>
+      </w:tr>
+    </w:tbl>
+    <w:p>
+      <w:pPr>
+        <w:pStyle w:val="Heading1"/>
+      </w:pPr>
+      <w:r>
+        <w:t>НАГОРОДИ ТА СТИПЕНДІЇ</w:t>
+      </w:r>
+    </w:p>
+    <w:tbl>
+      <w:tblPr>
+        <w:tblW w:type="auto" w:w="0"/>
+        <w:tblLayout w:type="fixed"/>
+        <w:tblLook w:firstColumn="1" w:firstRow="1" w:lastColumn="0" w:lastRow="0" w:noHBand="0" w:noVBand="1" w:val="04A0"/>
+      </w:tblPr>
+      <w:tblGrid>
+        <w:gridCol w:w="1814"/>
+        <w:gridCol w:w="8050"/>
+      </w:tblGrid>
+      <w:tr>
+        <w:trPr>
+          <w:cantSplit/>
+        </w:trPr>
+        <w:tc>
+          <w:tcPr>
+            <w:tcW w:type="dxa" w:w="1814"/>
+          </w:tcPr>
+          <w:p>
+            <w:pPr>
+              <w:spacing w:after="100" w:line="254" w:lineRule="auto"/>
+            </w:pPr>
+            <w:r>
+              <w:rPr>
+                <w:b/>
+                <w:color w:val="666158"/>
+                <w:sz w:val="19"/>
+              </w:rPr>
+              <w:t>2022</w:t>
+            </w:r>
+          </w:p>
+        </w:tc>
+        <w:tc>
+          <w:tcPr>
+            <w:tcW w:type="dxa" w:w="8050"/>
+          </w:tcPr>
+          <w:p>
+            <w:pPr>
+              <w:spacing w:after="100" w:line="254" w:lineRule="auto"/>
+            </w:pPr>
+            <w:r>
+              <w:rPr>
+                <w:sz w:val="20"/>
+              </w:rPr>
+              <w:t>Стипендія Wawerskie Centrum Kultury, Варшава, Польща · проєкт «Без назви. Чи є у добра ім’я».</w:t>
+            </w:r>
+          </w:p>
+        </w:tc>
+      </w:tr>
+      <w:tr>
+        <w:trPr>
+          <w:cantSplit/>
+        </w:trPr>
+        <w:tc>
+          <w:tcPr>
+            <w:tcW w:type="dxa" w:w="1814"/>
+          </w:tcPr>
+          <w:p>
+            <w:pPr>
+              <w:spacing w:after="100" w:line="254" w:lineRule="auto"/>
+            </w:pPr>
+            <w:r>
+              <w:rPr>
+                <w:b/>
+                <w:color w:val="666158"/>
+                <w:sz w:val="19"/>
+              </w:rPr>
+              <w:t>2021</w:t>
+            </w:r>
+          </w:p>
+        </w:tc>
+        <w:tc>
+          <w:tcPr>
+            <w:tcW w:type="dxa" w:w="8050"/>
+          </w:tcPr>
+          <w:p>
+            <w:pPr>
+              <w:spacing w:after="100" w:line="254" w:lineRule="auto"/>
+            </w:pPr>
+            <w:r>
+              <w:rPr>
+                <w:sz w:val="20"/>
+              </w:rPr>
+              <w:t>GOLDEN TIME, міжнародний фестиваль мистецтв, Лондон, Велика Британія — 1-ше та 2-ге місця.</w:t>
+            </w:r>
+          </w:p>
+        </w:tc>
+      </w:tr>
+      <w:tr>
+        <w:trPr>
+          <w:cantSplit/>
+        </w:trPr>
+        <w:tc>
+          <w:tcPr>
+            <w:tcW w:type="dxa" w:w="1814"/>
+          </w:tcPr>
+          <w:p>
+            <w:pPr>
+              <w:spacing w:after="100" w:line="254" w:lineRule="auto"/>
+            </w:pPr>
+            <w:r>
+              <w:rPr>
+                <w:b/>
+                <w:color w:val="666158"/>
+                <w:sz w:val="19"/>
+              </w:rPr>
+              <w:t>2021</w:t>
+            </w:r>
+          </w:p>
+        </w:tc>
+        <w:tc>
+          <w:tcPr>
+            <w:tcW w:type="dxa" w:w="8050"/>
+          </w:tcPr>
+          <w:p>
+            <w:pPr>
+              <w:spacing w:after="100" w:line="254" w:lineRule="auto"/>
+            </w:pPr>
+            <w:r>
+              <w:rPr>
+                <w:sz w:val="20"/>
+              </w:rPr>
+              <w:t>«Моя територія натхнення», III Всеукраїнський конкурс прикладного та образотворчого мистецтва, Луцьк, Україна — 1-ше місце.</w:t>
+            </w:r>
+          </w:p>
+        </w:tc>
+      </w:tr>
+      <w:tr>
+        <w:trPr>
+          <w:cantSplit/>
+        </w:trPr>
+        <w:tc>
+          <w:tcPr>
+            <w:tcW w:type="dxa" w:w="1814"/>
+          </w:tcPr>
+          <w:p>
+            <w:pPr>
+              <w:spacing w:after="100" w:line="254" w:lineRule="auto"/>
+            </w:pPr>
+            <w:r>
+              <w:rPr>
+                <w:b/>
+                <w:color w:val="666158"/>
+                <w:sz w:val="19"/>
+              </w:rPr>
+              <w:t>02–05.2021</w:t>
+            </w:r>
+          </w:p>
+        </w:tc>
+        <w:tc>
+          <w:tcPr>
+            <w:tcW w:type="dxa" w:w="8050"/>
+          </w:tcPr>
+          <w:p>
+            <w:pPr>
+              <w:spacing w:after="100" w:line="254" w:lineRule="auto"/>
+            </w:pPr>
+            <w:r>
+              <w:rPr>
+                <w:sz w:val="20"/>
+              </w:rPr>
+              <w:t>МАЛЮЙ.UA, міжнародний мистецький фестиваль, Київ, Україна — фіналіст.</w:t>
+            </w:r>
+          </w:p>
+        </w:tc>
+      </w:tr>
+      <w:tr>
+        <w:trPr>
+          <w:cantSplit/>
+        </w:trPr>
+        <w:tc>
+          <w:tcPr>
+            <w:tcW w:type="dxa" w:w="1814"/>
+          </w:tcPr>
+          <w:p>
+            <w:pPr>
+              <w:spacing w:after="100" w:line="254" w:lineRule="auto"/>
+            </w:pPr>
+            <w:r>
+              <w:rPr>
+                <w:b/>
+                <w:color w:val="666158"/>
+                <w:sz w:val="19"/>
+              </w:rPr>
+              <w:t>2020</w:t>
+            </w:r>
+          </w:p>
+        </w:tc>
+        <w:tc>
+          <w:tcPr>
+            <w:tcW w:type="dxa" w:w="8050"/>
+          </w:tcPr>
+          <w:p>
+            <w:pPr>
+              <w:spacing w:after="100" w:line="254" w:lineRule="auto"/>
+            </w:pPr>
+            <w:r>
+              <w:rPr>
+                <w:sz w:val="20"/>
+              </w:rPr>
+              <w:t>«Мрій не забагато», II Всеукраїнський мистецький конкурс, Тернопіль, Україна — 1-ше місце.</w:t>
+            </w:r>
+          </w:p>
+        </w:tc>
+      </w:tr>
+    </w:tbl>
+    <w:p>
+      <w:pPr>
+        <w:pStyle w:val="Heading1"/>
+      </w:pPr>
+      <w:r>
+        <w:t>ПРАКТИЧНИЙ ДОСВІД</w:t>
+      </w:r>
+    </w:p>
+    <w:tbl>
+      <w:tblPr>
+        <w:tblW w:type="auto" w:w="0"/>
+        <w:tblLayout w:type="fixed"/>
+        <w:tblLook w:firstColumn="1" w:firstRow="1" w:lastColumn="0" w:lastRow="0" w:noHBand="0" w:noVBand="1" w:val="04A0"/>
+      </w:tblPr>
+      <w:tblGrid>
+        <w:gridCol w:w="1814"/>
+        <w:gridCol w:w="8050"/>
+      </w:tblGrid>
+      <w:tr>
+        <w:trPr>
+          <w:cantSplit/>
+        </w:trPr>
+        <w:tc>
+          <w:tcPr>
+            <w:tcW w:type="dxa" w:w="1814"/>
+          </w:tcPr>
+          <w:p>
+            <w:pPr>
+              <w:spacing w:after="100" w:line="254" w:lineRule="auto"/>
+            </w:pPr>
+            <w:r>
+              <w:rPr>
+                <w:b/>
+                <w:color w:val="666158"/>
+                <w:sz w:val="19"/>
+              </w:rPr>
+              <w:t>11.2020–02.2022</w:t>
+            </w:r>
+          </w:p>
+        </w:tc>
+        <w:tc>
+          <w:tcPr>
+            <w:tcW w:type="dxa" w:w="8050"/>
+          </w:tcPr>
+          <w:p>
+            <w:pPr>
+              <w:spacing w:after="100" w:line="254" w:lineRule="auto"/>
+            </w:pPr>
+            <w:r>
+              <w:rPr>
+                <w:sz w:val="20"/>
+              </w:rPr>
+              <w:t>SAGA POTTERY · Розроблення художніх рішень, декоративне оформлення керамічних виробів, робота з формою, фактурою, поливами та пігментами.</w:t>
+            </w:r>
+          </w:p>
+        </w:tc>
+      </w:tr>
+      <w:tr>
+        <w:trPr>
+          <w:cantSplit/>
+        </w:trPr>
+        <w:tc>
+          <w:tcPr>
+            <w:tcW w:type="dxa" w:w="1814"/>
+          </w:tcPr>
+          <w:p>
+            <w:pPr>
+              <w:spacing w:after="100" w:line="254" w:lineRule="auto"/>
+            </w:pPr>
+            <w:r>
+              <w:rPr>
+                <w:b/>
+                <w:color w:val="666158"/>
+                <w:sz w:val="19"/>
+              </w:rPr>
+              <w:t>2018–2021</w:t>
+            </w:r>
+          </w:p>
+        </w:tc>
+        <w:tc>
+          <w:tcPr>
+            <w:tcW w:type="dxa" w:w="8050"/>
+          </w:tcPr>
+          <w:p>
+            <w:pPr>
+              <w:spacing w:after="100" w:line="254" w:lineRule="auto"/>
+            </w:pPr>
+            <w:r>
+              <w:rPr>
+                <w:sz w:val="20"/>
+              </w:rPr>
+              <w:t>PROCS · Розроблення художніх і декоративних рішень, організація робочих процесів, координація команди, взаємодія з партнерами й постачальниками, участь у навчанні працівників.</w:t>
+            </w:r>
+          </w:p>
+        </w:tc>
+      </w:tr>
+      <w:tr>
+        <w:trPr>
+          <w:cantSplit/>
+        </w:trPr>
+        <w:tc>
+          <w:tcPr>
+            <w:tcW w:type="dxa" w:w="1814"/>
+          </w:tcPr>
+          <w:p>
+            <w:pPr>
+              <w:spacing w:after="100" w:line="254" w:lineRule="auto"/>
+            </w:pPr>
+            <w:r>
+              <w:rPr>
+                <w:b/>
+                <w:color w:val="666158"/>
+                <w:sz w:val="19"/>
+              </w:rPr>
+              <w:t>2020</w:t>
+            </w:r>
+          </w:p>
+        </w:tc>
+        <w:tc>
+          <w:tcPr>
+            <w:tcW w:type="dxa" w:w="8050"/>
+          </w:tcPr>
+          <w:p>
+            <w:pPr>
+              <w:spacing w:after="100" w:line="254" w:lineRule="auto"/>
+            </w:pPr>
+            <w:r>
+              <w:rPr>
+                <w:sz w:val="20"/>
+              </w:rPr>
+              <w:t>Studio Gozhar · Проведення занять і майстер-класів із кераміки для дітей та дорослих, розроблення навчальних і творчих завдань, виконання індивідуальних художніх замовлень.</w:t>
+            </w:r>
+          </w:p>
+        </w:tc>
+      </w:tr>
+    </w:tbl>
+    <w:p>
+      <w:pPr>
+        <w:pStyle w:val="Heading1"/>
+      </w:pPr>
+      <w:r>
+        <w:t>ПРОФЕСІЙНЕ ЧЛЕНСТВО</w:t>
+      </w:r>
+    </w:p>
+    <w:p>
+      <w:r>
+        <w:t>Із серпня 2022 — Асоціація польських художників і дизайнерів (ZPAP), Варшава, Польща.</w:t>
       </w:r>
     </w:p>
     <w:p>
@@ -226,131 +1191,18 @@
         <w:pStyle w:val="Heading1"/>
       </w:pPr>
       <w:r>
-        <w:t>Досвід роботи</w:t>
-      </w:r>
-    </w:p>
-    <w:p>
-      <w:pPr>
-        <w:pStyle w:val="Heading2"/>
-      </w:pPr>
-      <w:r>
-        <w:t>11.2020–02.2022 · SAGA POTTERY</w:t>
+        <w:t>МОВИ</w:t>
       </w:r>
     </w:p>
     <w:p>
       <w:r>
-        <w:t>Художник-кераміст</w:t>
-      </w:r>
-    </w:p>
-    <w:p>
-      <w:r>
-        <w:t>Розроблення художніх рішень, декоративне оформлення керамічних виробів, робота з формою, фактурою, поливами та пігментами.</w:t>
-      </w:r>
-    </w:p>
-    <w:p>
-      <w:pPr>
-        <w:pStyle w:val="Heading2"/>
-      </w:pPr>
-      <w:r>
-        <w:t>2018–2021 · PROCS</w:t>
-      </w:r>
-    </w:p>
-    <w:p>
-      <w:r>
-        <w:t>Художник-кераміст</w:t>
-      </w:r>
-    </w:p>
-    <w:p>
-      <w:r>
-        <w:t>Розроблення художніх і декоративних рішень, організація робочих процесів, координація команди, взаємодія з партнерами й постачальниками, участь у навчанні працівників.</w:t>
-      </w:r>
-    </w:p>
-    <w:p>
-      <w:pPr>
-        <w:pStyle w:val="Heading2"/>
-      </w:pPr>
-      <w:r>
-        <w:t>2020 · Studio Gozhar</w:t>
-      </w:r>
-    </w:p>
-    <w:p>
-      <w:r>
-        <w:t>Художник-кераміст</w:t>
-      </w:r>
-    </w:p>
-    <w:p>
-      <w:r>
-        <w:t>Проведення занять і майстер-класів із кераміки для дітей та дорослих, розроблення навчальних і творчих завдань, виконання індивідуальних художніх замовлень.</w:t>
-      </w:r>
-    </w:p>
-    <w:p>
-      <w:pPr>
-        <w:pStyle w:val="Heading1"/>
-      </w:pPr>
-      <w:r>
-        <w:t>Мистецькі та професійні компетенції</w:t>
-      </w:r>
-    </w:p>
-    <w:p>
-      <w:pPr>
-        <w:pStyle w:val="ListBullet"/>
-      </w:pPr>
-      <w:r>
-        <w:t>Авторська керамічна скульптура та об’ємно-просторова композиція.</w:t>
-      </w:r>
-    </w:p>
-    <w:p>
-      <w:pPr>
-        <w:pStyle w:val="ListBullet"/>
-      </w:pPr>
-      <w:r>
-        <w:t>Концептуальні, модульні й трансформовані художні об’єкти.</w:t>
-      </w:r>
-    </w:p>
-    <w:p>
-      <w:pPr>
-        <w:pStyle w:val="ListBullet"/>
-      </w:pPr>
-      <w:r>
-        <w:t>Ручне ліплення, формування, гравіювання, робота із шамотними масами.</w:t>
-      </w:r>
-    </w:p>
-    <w:p>
-      <w:pPr>
-        <w:pStyle w:val="ListBullet"/>
-      </w:pPr>
-      <w:r>
-        <w:t>Декорування кераміки, робота з ангобами, пігментами, поливами, оксидами та скляними включеннями.</w:t>
-      </w:r>
-    </w:p>
-    <w:p>
-      <w:pPr>
-        <w:pStyle w:val="ListBullet"/>
-      </w:pPr>
-      <w:r>
-        <w:t>Академічний рисунок, живопис, графіка та декоративна композиція.</w:t>
-      </w:r>
-    </w:p>
-    <w:p>
-      <w:pPr>
-        <w:pStyle w:val="ListBullet"/>
-      </w:pPr>
-      <w:r>
-        <w:t>Розроблення художніх концепцій і візуальних рішень.</w:t>
-      </w:r>
-    </w:p>
-    <w:p>
-      <w:pPr>
-        <w:pStyle w:val="ListBullet"/>
-      </w:pPr>
-      <w:r>
-        <w:t>Координація творчої команди та організація спільної роботи.</w:t>
+        <w:t>Українська — рідна · російська — рівень носія · польська — комунікативний рівень, орієнтовно A2–B1 (самооцінка) · німецька — B1, підтверджено сертифікатом · англійська — початковий рівень.</w:t>
       </w:r>
     </w:p>
     <w:sectPr>
       <w:footerReference w:type="default" r:id="rId9"/>
       <w:pgSz w:w="11906" w:h="16838"/>
-      <w:pgMar w:top="879" w:right="964" w:bottom="850" w:left="964" w:header="720" w:footer="720" w:gutter="0"/>
+      <w:pgMar w:top="907" w:right="1020" w:bottom="907" w:left="1020" w:header="720" w:footer="720" w:gutter="0"/>
       <w:cols w:space="720"/>
       <w:docGrid w:linePitch="360"/>
     </w:sectPr>
@@ -367,10 +1219,10 @@
     </w:pPr>
     <w:r>
       <w:rPr>
-        <w:color w:val="666666"/>
+        <w:color w:val="666158"/>
         <w:sz w:val="16"/>
       </w:rPr>
-      <w:t xml:space="preserve">Krystyna Mishchenko  ·  </w:t>
+      <w:t xml:space="preserve">KRYSTYNA MISHCHENKO   /   </w:t>
     </w:r>
     <w:fldSimple w:instr="PAGE"/>
   </w:p>
@@ -741,12 +1593,11 @@
     <w:qFormat/>
     <w:rsid w:val="00FC693F"/>
     <w:pPr>
-      <w:widowControl/>
-      <w:spacing w:after="120" w:line="269" w:lineRule="auto"/>
+      <w:spacing w:line="269" w:lineRule="auto" w:after="120"/>
     </w:pPr>
     <w:rPr>
       <w:rFonts w:ascii="Arial" w:hAnsi="Arial"/>
-      <w:color w:val="000000"/>
+      <w:color w:val="252420"/>
       <w:sz w:val="21"/>
     </w:rPr>
   </w:style>
@@ -805,15 +1656,15 @@
     <w:pPr>
       <w:keepNext/>
       <w:keepLines/>
-      <w:spacing w:before="240" w:after="120" w:line="269" w:lineRule="auto"/>
+      <w:spacing w:before="260" w:after="140" w:line="269" w:lineRule="auto"/>
       <w:outlineLvl w:val="0"/>
     </w:pPr>
     <w:rPr>
       <w:rFonts w:asciiTheme="majorHAnsi" w:eastAsiaTheme="majorEastAsia" w:hAnsiTheme="majorHAnsi" w:cstheme="majorBidi" w:ascii="Arial" w:hAnsi="Arial"/>
       <w:b/>
       <w:bCs/>
-      <w:color w:val="000000"/>
-      <w:sz w:val="26"/>
+      <w:color w:val="252420"/>
+      <w:sz w:val="22"/>
       <w:szCs w:val="28"/>
     </w:rPr>
   </w:style>
@@ -836,8 +1687,8 @@
       <w:rFonts w:asciiTheme="majorHAnsi" w:eastAsiaTheme="majorEastAsia" w:hAnsiTheme="majorHAnsi" w:cstheme="majorBidi" w:ascii="Arial" w:hAnsi="Arial"/>
       <w:b/>
       <w:bCs/>
-      <w:color w:val="000000"/>
-      <w:sz w:val="22"/>
+      <w:color w:val="252420"/>
+      <w:sz w:val="24"/>
       <w:szCs w:val="26"/>
     </w:rPr>
   </w:style>
@@ -1092,7 +1943,7 @@
     <w:rsid w:val="00FC693F"/>
     <w:pPr>
       <w:keepNext/>
-      <w:spacing w:after="120" w:line="269" w:lineRule="auto"/>
+      <w:spacing w:after="140" w:line="269" w:lineRule="auto"/>
       <w:contextualSpacing/>
     </w:pPr>
     <w:rPr>
@@ -1101,7 +1952,7 @@
       <w:color w:val="000000"/>
       <w:spacing w:val="5"/>
       <w:kern w:val="28"/>
-      <w:sz w:val="48"/>
+      <w:sz w:val="58"/>
       <w:szCs w:val="52"/>
     </w:rPr>
   </w:style>
@@ -1536,12 +2387,14 @@
     <w:qFormat/>
     <w:rsid w:val="00FC693F"/>
     <w:pPr>
-      <w:spacing w:line="240" w:lineRule="auto"/>
+      <w:keepNext/>
+      <w:spacing w:line="269" w:lineRule="auto" w:after="120"/>
     </w:pPr>
     <w:rPr>
+      <w:rFonts w:ascii="Arial" w:hAnsi="Arial"/>
       <w:b/>
       <w:bCs/>
-      <w:color w:val="4F81BD" w:themeColor="accent1"/>
+      <w:color w:val="252420"/>
       <w:sz w:val="18"/>
       <w:szCs w:val="18"/>
     </w:rPr>

--- a/dist/assets/documents/Krystyna-Mishchenko-CV-UK.docx
+++ b/dist/assets/documents/Krystyna-Mishchenko-CV-UK.docx
@@ -19,7 +19,10 @@
         <w:pStyle w:val="Title"/>
       </w:pPr>
       <w:r>
-        <w:t>Кристина Міщенко</w:t>
+        <w:rPr>
+          <w:spacing w:val="24"/>
+        </w:rPr>
+        <w:t>КРИСТИНА МІЩЕНКО</w:t>
       </w:r>
     </w:p>
     <w:p>
@@ -49,7 +52,9 @@
               <w:rPr>
                 <w:sz w:val="17"/>
               </w:rPr>
-              <w:t>Народилася 1997 року  ·  Хемніц, Саксонія, Німеччина</w:t>
+              <w:t>Народилася 1997 року, Україна</w:t>
+              <w:br/>
+              <w:t>Місце проживання: Німеччина, Хемніц, Саксонія</w:t>
             </w:r>
           </w:p>
           <w:p>
@@ -66,6 +71,11 @@
         </w:tc>
       </w:tr>
     </w:tbl>
+    <w:p>
+      <w:pPr>
+        <w:spacing w:after="160" w:line="72" w:lineRule="auto"/>
+      </w:pPr>
+    </w:p>
     <w:p>
       <w:r>
         <w:t>Українська художниця, яка працює з керамічною скульптурою, трансформативними композиціями, графікою та живописом. У центрі моєї практики — творчий задум: через взаємодію фігури, простору й матеріалу я досліджую ідентичність, пам’ять і людські зв’язки.</w:t>
@@ -207,6 +217,19 @@
         </w:tc>
       </w:tr>
     </w:tbl>
+    <w:p>
+      <w:pPr>
+        <w:pStyle w:val="Heading1"/>
+      </w:pPr>
+      <w:r>
+        <w:t>ПРОФЕСІЙНЕ ЧЛЕНСТВО</w:t>
+      </w:r>
+    </w:p>
+    <w:p>
+      <w:r>
+        <w:t>Із серпня 2022 — Асоціація польських художників і дизайнерів (ZPAP), Варшава, Польща.</w:t>
+      </w:r>
+    </w:p>
     <w:p>
       <w:pPr>
         <w:pStyle w:val="Heading1"/>
@@ -478,6 +501,38 @@
           </w:p>
         </w:tc>
       </w:tr>
+    </w:tbl>
+    <w:p>
+      <w:r>
+        <w:br w:type="page"/>
+      </w:r>
+    </w:p>
+    <w:p>
+      <w:pPr>
+        <w:pStyle w:val="Title"/>
+      </w:pPr>
+      <w:r>
+        <w:t>КРИСТИНА МІЩЕНКО</w:t>
+      </w:r>
+    </w:p>
+    <w:p>
+      <w:pPr>
+        <w:pStyle w:val="Heading1"/>
+      </w:pPr>
+      <w:r>
+        <w:t>ПРОДОВЖЕННЯ ВИСТАВКОВОГО СПИСКУ</w:t>
+      </w:r>
+    </w:p>
+    <w:tbl>
+      <w:tblPr>
+        <w:tblW w:type="auto" w:w="0"/>
+        <w:tblLayout w:type="fixed"/>
+        <w:tblLook w:firstColumn="1" w:firstRow="1" w:lastColumn="0" w:lastRow="0" w:noHBand="0" w:noVBand="1" w:val="04A0"/>
+      </w:tblPr>
+      <w:tblGrid>
+        <w:gridCol w:w="1814"/>
+        <w:gridCol w:w="8050"/>
+      </w:tblGrid>
       <w:tr>
         <w:trPr>
           <w:cantSplit/>
@@ -517,38 +572,6 @@
           </w:p>
         </w:tc>
       </w:tr>
-    </w:tbl>
-    <w:p>
-      <w:r>
-        <w:br w:type="page"/>
-      </w:r>
-    </w:p>
-    <w:p>
-      <w:pPr>
-        <w:pStyle w:val="Title"/>
-      </w:pPr>
-      <w:r>
-        <w:t>Кристина Міщенко</w:t>
-      </w:r>
-    </w:p>
-    <w:p>
-      <w:pPr>
-        <w:pStyle w:val="Heading1"/>
-      </w:pPr>
-      <w:r>
-        <w:t>ПРОДОВЖЕННЯ ВИСТАВКОВОГО СПИСКУ</w:t>
-      </w:r>
-    </w:p>
-    <w:tbl>
-      <w:tblPr>
-        <w:tblW w:type="auto" w:w="0"/>
-        <w:tblLayout w:type="fixed"/>
-        <w:tblLook w:firstColumn="1" w:firstRow="1" w:lastColumn="0" w:lastRow="0" w:noHBand="0" w:noVBand="1" w:val="04A0"/>
-      </w:tblPr>
-      <w:tblGrid>
-        <w:gridCol w:w="1814"/>
-        <w:gridCol w:w="8050"/>
-      </w:tblGrid>
       <w:tr>
         <w:trPr>
           <w:cantSplit/>
@@ -1178,27 +1201,96 @@
         <w:pStyle w:val="Heading1"/>
       </w:pPr>
       <w:r>
-        <w:t>ПРОФЕСІЙНЕ ЧЛЕНСТВО</w:t>
-      </w:r>
-    </w:p>
-    <w:p>
-      <w:r>
-        <w:t>Із серпня 2022 — Асоціація польських художників і дизайнерів (ZPAP), Варшава, Польща.</w:t>
-      </w:r>
-    </w:p>
-    <w:p>
-      <w:pPr>
-        <w:pStyle w:val="Heading1"/>
-      </w:pPr>
-      <w:r>
         <w:t>МОВИ</w:t>
       </w:r>
     </w:p>
-    <w:p>
-      <w:r>
-        <w:t>Українська — рідна · російська — рівень носія · польська — комунікативний рівень, орієнтовно A2–B1 (самооцінка) · німецька — B1, підтверджено сертифікатом · англійська — початковий рівень.</w:t>
-      </w:r>
-    </w:p>
+    <w:tbl>
+      <w:tblPr>
+        <w:tblW w:type="auto" w:w="0"/>
+        <w:tblLook w:firstColumn="1" w:firstRow="1" w:lastColumn="0" w:lastRow="0" w:noHBand="0" w:noVBand="1" w:val="04A0"/>
+      </w:tblPr>
+      <w:tblGrid>
+        <w:gridCol w:w="4933"/>
+        <w:gridCol w:w="4933"/>
+      </w:tblGrid>
+      <w:tr>
+        <w:tc>
+          <w:tcPr>
+            <w:tcW w:type="dxa" w:w="4933"/>
+          </w:tcPr>
+          <w:p>
+            <w:pPr>
+              <w:jc w:val="right"/>
+            </w:pPr>
+            <w:r>
+              <w:t>Українська — рідна</w:t>
+            </w:r>
+          </w:p>
+        </w:tc>
+        <w:tc>
+          <w:tcPr>
+            <w:tcW w:type="dxa" w:w="4933"/>
+          </w:tcPr>
+          <w:p>
+            <w:pPr>
+              <w:jc w:val="right"/>
+            </w:pPr>
+            <w:r>
+              <w:t>російська — рівень носія</w:t>
+            </w:r>
+          </w:p>
+        </w:tc>
+      </w:tr>
+      <w:tr>
+        <w:tc>
+          <w:tcPr>
+            <w:tcW w:type="dxa" w:w="4933"/>
+          </w:tcPr>
+          <w:p>
+            <w:pPr>
+              <w:jc w:val="right"/>
+            </w:pPr>
+            <w:r>
+              <w:t>Польська — комунікативна</w:t>
+            </w:r>
+          </w:p>
+        </w:tc>
+        <w:tc>
+          <w:tcPr>
+            <w:tcW w:type="dxa" w:w="4933"/>
+          </w:tcPr>
+          <w:p>
+            <w:pPr>
+              <w:jc w:val="right"/>
+            </w:pPr>
+            <w:r>
+              <w:t>німецька — B1, підтверджено сертифікатом</w:t>
+            </w:r>
+          </w:p>
+        </w:tc>
+      </w:tr>
+      <w:tr>
+        <w:tc>
+          <w:tcPr>
+            <w:tcW w:type="dxa" w:w="4933"/>
+          </w:tcPr>
+          <w:p>
+            <w:pPr>
+              <w:jc w:val="right"/>
+            </w:pPr>
+            <w:r>
+              <w:t>англійська — початковий рівень.</w:t>
+            </w:r>
+          </w:p>
+        </w:tc>
+        <w:tc>
+          <w:tcPr>
+            <w:tcW w:type="dxa" w:w="4933"/>
+          </w:tcPr>
+          <w:p/>
+        </w:tc>
+      </w:tr>
+    </w:tbl>
     <w:sectPr>
       <w:footerReference w:type="default" r:id="rId9"/>
       <w:pgSz w:w="11906" w:h="16838"/>
@@ -1594,6 +1686,7 @@
     <w:rsid w:val="00FC693F"/>
     <w:pPr>
       <w:spacing w:line="269" w:lineRule="auto" w:after="120"/>
+      <w:jc w:val="right"/>
     </w:pPr>
     <w:rPr>
       <w:rFonts w:ascii="Arial" w:hAnsi="Arial"/>
@@ -1657,6 +1750,7 @@
       <w:keepNext/>
       <w:keepLines/>
       <w:spacing w:before="260" w:after="140" w:line="269" w:lineRule="auto"/>
+      <w:jc w:val="right"/>
       <w:outlineLvl w:val="0"/>
     </w:pPr>
     <w:rPr>
@@ -1681,6 +1775,7 @@
       <w:keepNext/>
       <w:keepLines/>
       <w:spacing w:before="200" w:after="120" w:line="269" w:lineRule="auto"/>
+      <w:jc w:val="right"/>
       <w:outlineLvl w:val="1"/>
     </w:pPr>
     <w:rPr>
@@ -1945,6 +2040,7 @@
       <w:keepNext/>
       <w:spacing w:after="140" w:line="269" w:lineRule="auto"/>
       <w:contextualSpacing/>
+      <w:jc w:val="right"/>
     </w:pPr>
     <w:rPr>
       <w:rFonts w:asciiTheme="majorHAnsi" w:eastAsiaTheme="majorEastAsia" w:hAnsiTheme="majorHAnsi" w:cstheme="majorBidi" w:ascii="Arial" w:hAnsi="Arial"/>
@@ -2389,6 +2485,7 @@
     <w:pPr>
       <w:keepNext/>
       <w:spacing w:line="269" w:lineRule="auto" w:after="120"/>
+      <w:jc w:val="right"/>
     </w:pPr>
     <w:rPr>
       <w:rFonts w:ascii="Arial" w:hAnsi="Arial"/>

--- a/dist/assets/documents/Krystyna-Mishchenko-CV-UK.docx
+++ b/dist/assets/documents/Krystyna-Mishchenko-CV-UK.docx
@@ -47,6 +47,7 @@
           <w:p>
             <w:pPr>
               <w:spacing w:after="60"/>
+              <w:jc w:val="left"/>
             </w:pPr>
             <w:r>
               <w:rPr>
@@ -60,6 +61,7 @@
           <w:p>
             <w:pPr>
               <w:spacing w:after="60"/>
+              <w:jc w:val="left"/>
             </w:pPr>
             <w:r>
               <w:rPr>
@@ -110,6 +112,7 @@
           <w:p>
             <w:pPr>
               <w:spacing w:after="100" w:line="254" w:lineRule="auto"/>
+              <w:jc w:val="right"/>
             </w:pPr>
             <w:r>
               <w:rPr>
@@ -128,6 +131,7 @@
           <w:p>
             <w:pPr>
               <w:spacing w:after="100" w:line="254" w:lineRule="auto"/>
+              <w:jc w:val="both"/>
             </w:pPr>
             <w:r>
               <w:rPr>
@@ -149,6 +153,7 @@
           <w:p>
             <w:pPr>
               <w:spacing w:after="100" w:line="254" w:lineRule="auto"/>
+              <w:jc w:val="right"/>
             </w:pPr>
             <w:r>
               <w:rPr>
@@ -167,6 +172,7 @@
           <w:p>
             <w:pPr>
               <w:spacing w:after="100" w:line="254" w:lineRule="auto"/>
+              <w:jc w:val="both"/>
             </w:pPr>
             <w:r>
               <w:rPr>
@@ -188,6 +194,7 @@
           <w:p>
             <w:pPr>
               <w:spacing w:after="100" w:line="254" w:lineRule="auto"/>
+              <w:jc w:val="right"/>
             </w:pPr>
             <w:r>
               <w:rPr>
@@ -206,6 +213,7 @@
           <w:p>
             <w:pPr>
               <w:spacing w:after="100" w:line="254" w:lineRule="auto"/>
+              <w:jc w:val="both"/>
             </w:pPr>
             <w:r>
               <w:rPr>
@@ -259,6 +267,7 @@
           <w:p>
             <w:pPr>
               <w:spacing w:after="100" w:line="254" w:lineRule="auto"/>
+              <w:jc w:val="right"/>
             </w:pPr>
             <w:r>
               <w:rPr>
@@ -277,6 +286,7 @@
           <w:p>
             <w:pPr>
               <w:spacing w:after="100" w:line="254" w:lineRule="auto"/>
+              <w:jc w:val="both"/>
             </w:pPr>
             <w:r>
               <w:rPr>
@@ -317,6 +327,7 @@
           <w:p>
             <w:pPr>
               <w:spacing w:after="100" w:line="254" w:lineRule="auto"/>
+              <w:jc w:val="right"/>
             </w:pPr>
             <w:r>
               <w:rPr>
@@ -335,6 +346,7 @@
           <w:p>
             <w:pPr>
               <w:spacing w:after="100" w:line="254" w:lineRule="auto"/>
+              <w:jc w:val="both"/>
             </w:pPr>
             <w:r>
               <w:rPr>
@@ -356,6 +368,7 @@
           <w:p>
             <w:pPr>
               <w:spacing w:after="100" w:line="254" w:lineRule="auto"/>
+              <w:jc w:val="right"/>
             </w:pPr>
             <w:r>
               <w:rPr>
@@ -374,6 +387,7 @@
           <w:p>
             <w:pPr>
               <w:spacing w:after="100" w:line="254" w:lineRule="auto"/>
+              <w:jc w:val="both"/>
             </w:pPr>
             <w:r>
               <w:rPr>
@@ -395,6 +409,7 @@
           <w:p>
             <w:pPr>
               <w:spacing w:after="100" w:line="254" w:lineRule="auto"/>
+              <w:jc w:val="right"/>
             </w:pPr>
             <w:r>
               <w:rPr>
@@ -413,6 +428,7 @@
           <w:p>
             <w:pPr>
               <w:spacing w:after="100" w:line="254" w:lineRule="auto"/>
+              <w:jc w:val="both"/>
             </w:pPr>
             <w:r>
               <w:rPr>
@@ -434,6 +450,7 @@
           <w:p>
             <w:pPr>
               <w:spacing w:after="100" w:line="254" w:lineRule="auto"/>
+              <w:jc w:val="right"/>
             </w:pPr>
             <w:r>
               <w:rPr>
@@ -452,6 +469,7 @@
           <w:p>
             <w:pPr>
               <w:spacing w:after="100" w:line="254" w:lineRule="auto"/>
+              <w:jc w:val="both"/>
             </w:pPr>
             <w:r>
               <w:rPr>
@@ -473,6 +491,7 @@
           <w:p>
             <w:pPr>
               <w:spacing w:after="100" w:line="254" w:lineRule="auto"/>
+              <w:jc w:val="right"/>
             </w:pPr>
             <w:r>
               <w:rPr>
@@ -491,6 +510,7 @@
           <w:p>
             <w:pPr>
               <w:spacing w:after="100" w:line="254" w:lineRule="auto"/>
+              <w:jc w:val="both"/>
             </w:pPr>
             <w:r>
               <w:rPr>
@@ -544,6 +564,7 @@
           <w:p>
             <w:pPr>
               <w:spacing w:after="100" w:line="254" w:lineRule="auto"/>
+              <w:jc w:val="right"/>
             </w:pPr>
             <w:r>
               <w:rPr>
@@ -562,6 +583,7 @@
           <w:p>
             <w:pPr>
               <w:spacing w:after="100" w:line="254" w:lineRule="auto"/>
+              <w:jc w:val="both"/>
             </w:pPr>
             <w:r>
               <w:rPr>
@@ -583,6 +605,7 @@
           <w:p>
             <w:pPr>
               <w:spacing w:after="100" w:line="254" w:lineRule="auto"/>
+              <w:jc w:val="right"/>
             </w:pPr>
             <w:r>
               <w:rPr>
@@ -601,6 +624,7 @@
           <w:p>
             <w:pPr>
               <w:spacing w:after="100" w:line="254" w:lineRule="auto"/>
+              <w:jc w:val="both"/>
             </w:pPr>
             <w:r>
               <w:rPr>
@@ -622,6 +646,7 @@
           <w:p>
             <w:pPr>
               <w:spacing w:after="100" w:line="254" w:lineRule="auto"/>
+              <w:jc w:val="right"/>
             </w:pPr>
             <w:r>
               <w:rPr>
@@ -640,6 +665,7 @@
           <w:p>
             <w:pPr>
               <w:spacing w:after="100" w:line="254" w:lineRule="auto"/>
+              <w:jc w:val="both"/>
             </w:pPr>
             <w:r>
               <w:rPr>
@@ -661,6 +687,7 @@
           <w:p>
             <w:pPr>
               <w:spacing w:after="100" w:line="254" w:lineRule="auto"/>
+              <w:jc w:val="right"/>
             </w:pPr>
             <w:r>
               <w:rPr>
@@ -679,6 +706,7 @@
           <w:p>
             <w:pPr>
               <w:spacing w:after="100" w:line="254" w:lineRule="auto"/>
+              <w:jc w:val="both"/>
             </w:pPr>
             <w:r>
               <w:rPr>
@@ -700,6 +728,7 @@
           <w:p>
             <w:pPr>
               <w:spacing w:after="100" w:line="254" w:lineRule="auto"/>
+              <w:jc w:val="right"/>
             </w:pPr>
             <w:r>
               <w:rPr>
@@ -718,6 +747,7 @@
           <w:p>
             <w:pPr>
               <w:spacing w:after="100" w:line="254" w:lineRule="auto"/>
+              <w:jc w:val="both"/>
             </w:pPr>
             <w:r>
               <w:rPr>
@@ -739,6 +769,7 @@
           <w:p>
             <w:pPr>
               <w:spacing w:after="100" w:line="254" w:lineRule="auto"/>
+              <w:jc w:val="right"/>
             </w:pPr>
             <w:r>
               <w:rPr>
@@ -757,6 +788,7 @@
           <w:p>
             <w:pPr>
               <w:spacing w:after="100" w:line="254" w:lineRule="auto"/>
+              <w:jc w:val="both"/>
             </w:pPr>
             <w:r>
               <w:rPr>
@@ -778,6 +810,7 @@
           <w:p>
             <w:pPr>
               <w:spacing w:after="100" w:line="254" w:lineRule="auto"/>
+              <w:jc w:val="right"/>
             </w:pPr>
             <w:r>
               <w:rPr>
@@ -796,6 +829,7 @@
           <w:p>
             <w:pPr>
               <w:spacing w:after="100" w:line="254" w:lineRule="auto"/>
+              <w:jc w:val="both"/>
             </w:pPr>
             <w:r>
               <w:rPr>
@@ -817,6 +851,7 @@
           <w:p>
             <w:pPr>
               <w:spacing w:after="100" w:line="254" w:lineRule="auto"/>
+              <w:jc w:val="right"/>
             </w:pPr>
             <w:r>
               <w:rPr>
@@ -835,6 +870,7 @@
           <w:p>
             <w:pPr>
               <w:spacing w:after="100" w:line="254" w:lineRule="auto"/>
+              <w:jc w:val="both"/>
             </w:pPr>
             <w:r>
               <w:rPr>
@@ -875,6 +911,7 @@
           <w:p>
             <w:pPr>
               <w:spacing w:after="100" w:line="254" w:lineRule="auto"/>
+              <w:jc w:val="right"/>
             </w:pPr>
             <w:r>
               <w:rPr>
@@ -893,6 +930,7 @@
           <w:p>
             <w:pPr>
               <w:spacing w:after="100" w:line="254" w:lineRule="auto"/>
+              <w:jc w:val="both"/>
             </w:pPr>
             <w:r>
               <w:rPr>
@@ -914,6 +952,7 @@
           <w:p>
             <w:pPr>
               <w:spacing w:after="100" w:line="254" w:lineRule="auto"/>
+              <w:jc w:val="right"/>
             </w:pPr>
             <w:r>
               <w:rPr>
@@ -932,6 +971,7 @@
           <w:p>
             <w:pPr>
               <w:spacing w:after="100" w:line="254" w:lineRule="auto"/>
+              <w:jc w:val="both"/>
             </w:pPr>
             <w:r>
               <w:rPr>
@@ -953,6 +993,7 @@
           <w:p>
             <w:pPr>
               <w:spacing w:after="100" w:line="254" w:lineRule="auto"/>
+              <w:jc w:val="right"/>
             </w:pPr>
             <w:r>
               <w:rPr>
@@ -971,6 +1012,7 @@
           <w:p>
             <w:pPr>
               <w:spacing w:after="100" w:line="254" w:lineRule="auto"/>
+              <w:jc w:val="both"/>
             </w:pPr>
             <w:r>
               <w:rPr>
@@ -992,6 +1034,7 @@
           <w:p>
             <w:pPr>
               <w:spacing w:after="100" w:line="254" w:lineRule="auto"/>
+              <w:jc w:val="right"/>
             </w:pPr>
             <w:r>
               <w:rPr>
@@ -1010,6 +1053,7 @@
           <w:p>
             <w:pPr>
               <w:spacing w:after="100" w:line="254" w:lineRule="auto"/>
+              <w:jc w:val="both"/>
             </w:pPr>
             <w:r>
               <w:rPr>
@@ -1031,6 +1075,7 @@
           <w:p>
             <w:pPr>
               <w:spacing w:after="100" w:line="254" w:lineRule="auto"/>
+              <w:jc w:val="right"/>
             </w:pPr>
             <w:r>
               <w:rPr>
@@ -1049,6 +1094,7 @@
           <w:p>
             <w:pPr>
               <w:spacing w:after="100" w:line="254" w:lineRule="auto"/>
+              <w:jc w:val="both"/>
             </w:pPr>
             <w:r>
               <w:rPr>
@@ -1089,6 +1135,7 @@
           <w:p>
             <w:pPr>
               <w:spacing w:after="100" w:line="254" w:lineRule="auto"/>
+              <w:jc w:val="right"/>
             </w:pPr>
             <w:r>
               <w:rPr>
@@ -1107,6 +1154,7 @@
           <w:p>
             <w:pPr>
               <w:spacing w:after="100" w:line="254" w:lineRule="auto"/>
+              <w:jc w:val="both"/>
             </w:pPr>
             <w:r>
               <w:rPr>
@@ -1128,6 +1176,7 @@
           <w:p>
             <w:pPr>
               <w:spacing w:after="100" w:line="254" w:lineRule="auto"/>
+              <w:jc w:val="right"/>
             </w:pPr>
             <w:r>
               <w:rPr>
@@ -1146,6 +1195,7 @@
           <w:p>
             <w:pPr>
               <w:spacing w:after="100" w:line="254" w:lineRule="auto"/>
+              <w:jc w:val="both"/>
             </w:pPr>
             <w:r>
               <w:rPr>
@@ -1167,6 +1217,7 @@
           <w:p>
             <w:pPr>
               <w:spacing w:after="100" w:line="254" w:lineRule="auto"/>
+              <w:jc w:val="right"/>
             </w:pPr>
             <w:r>
               <w:rPr>
@@ -1185,6 +1236,7 @@
           <w:p>
             <w:pPr>
               <w:spacing w:after="100" w:line="254" w:lineRule="auto"/>
+              <w:jc w:val="both"/>
             </w:pPr>
             <w:r>
               <w:rPr>
@@ -1220,7 +1272,7 @@
           </w:tcPr>
           <w:p>
             <w:pPr>
-              <w:jc w:val="right"/>
+              <w:jc w:val="left"/>
             </w:pPr>
             <w:r>
               <w:t>Українська — рідна</w:t>
@@ -1233,7 +1285,7 @@
           </w:tcPr>
           <w:p>
             <w:pPr>
-              <w:jc w:val="right"/>
+              <w:jc w:val="left"/>
             </w:pPr>
             <w:r>
               <w:t>російська — рівень носія</w:t>
@@ -1248,7 +1300,7 @@
           </w:tcPr>
           <w:p>
             <w:pPr>
-              <w:jc w:val="right"/>
+              <w:jc w:val="left"/>
             </w:pPr>
             <w:r>
               <w:t>Польська — комунікативна</w:t>
@@ -1261,7 +1313,7 @@
           </w:tcPr>
           <w:p>
             <w:pPr>
-              <w:jc w:val="right"/>
+              <w:jc w:val="left"/>
             </w:pPr>
             <w:r>
               <w:t>німецька — B1, підтверджено сертифікатом</w:t>
@@ -1276,7 +1328,7 @@
           </w:tcPr>
           <w:p>
             <w:pPr>
-              <w:jc w:val="right"/>
+              <w:jc w:val="left"/>
             </w:pPr>
             <w:r>
               <w:t>англійська — початковий рівень.</w:t>
@@ -1686,7 +1738,7 @@
     <w:rsid w:val="00FC693F"/>
     <w:pPr>
       <w:spacing w:line="269" w:lineRule="auto" w:after="120"/>
-      <w:jc w:val="right"/>
+      <w:jc w:val="both"/>
     </w:pPr>
     <w:rPr>
       <w:rFonts w:ascii="Arial" w:hAnsi="Arial"/>
@@ -1750,7 +1802,7 @@
       <w:keepNext/>
       <w:keepLines/>
       <w:spacing w:before="260" w:after="140" w:line="269" w:lineRule="auto"/>
-      <w:jc w:val="right"/>
+      <w:jc w:val="left"/>
       <w:outlineLvl w:val="0"/>
     </w:pPr>
     <w:rPr>
@@ -1775,7 +1827,7 @@
       <w:keepNext/>
       <w:keepLines/>
       <w:spacing w:before="200" w:after="120" w:line="269" w:lineRule="auto"/>
-      <w:jc w:val="right"/>
+      <w:jc w:val="both"/>
       <w:outlineLvl w:val="1"/>
     </w:pPr>
     <w:rPr>
@@ -2040,7 +2092,7 @@
       <w:keepNext/>
       <w:spacing w:after="140" w:line="269" w:lineRule="auto"/>
       <w:contextualSpacing/>
-      <w:jc w:val="right"/>
+      <w:jc w:val="left"/>
     </w:pPr>
     <w:rPr>
       <w:rFonts w:asciiTheme="majorHAnsi" w:eastAsiaTheme="majorEastAsia" w:hAnsiTheme="majorHAnsi" w:cstheme="majorBidi" w:ascii="Arial" w:hAnsi="Arial"/>
@@ -2485,7 +2537,7 @@
     <w:pPr>
       <w:keepNext/>
       <w:spacing w:line="269" w:lineRule="auto" w:after="120"/>
-      <w:jc w:val="right"/>
+      <w:jc w:val="both"/>
     </w:pPr>
     <w:rPr>
       <w:rFonts w:ascii="Arial" w:hAnsi="Arial"/>

--- a/dist/assets/documents/Krystyna-Mishchenko-CV-UK.docx
+++ b/dist/assets/documents/Krystyna-Mishchenko-CV-UK.docx
@@ -80,7 +80,7 @@
     </w:p>
     <w:p>
       <w:r>
-        <w:t>Українська художниця, яка працює з керамічною скульптурою, трансформативними композиціями, графікою та живописом. У центрі моєї практики — творчий задум: через взаємодію фігури, простору й матеріалу я досліджую ідентичність, пам’ять і людські зв’язки.</w:t>
+        <w:t>Українська художниця, яка працює з керамічною скульптурою, малою декоративною пластикою, трансформованими композиціями, графікою та живописом. В основі практики лежить розробка художнього задуму та його втілення через взаємодію форми, простору й матеріалу. У творах досліджуються питання ідентичності, пам’яті та людських зв’язків, з особливою увагою до ролі глядача у сприйнятті й перетворенні художнього образу.</w:t>
       </w:r>
     </w:p>
     <w:p>

--- a/dist/assets/documents/Krystyna-Mishchenko-CV-UK.docx
+++ b/dist/assets/documents/Krystyna-Mishchenko-CV-UK.docx
@@ -236,6 +236,256 @@
     <w:p>
       <w:r>
         <w:t>Із серпня 2022 — Асоціація польських художників і дизайнерів (ZPAP), Варшава, Польща.</w:t>
+      </w:r>
+    </w:p>
+    <w:p>
+      <w:pPr>
+        <w:pStyle w:val="Heading1"/>
+      </w:pPr>
+      <w:r>
+        <w:t>ПРАКТИЧНИЙ ДОСВІД</w:t>
+      </w:r>
+    </w:p>
+    <w:tbl>
+      <w:tblPr>
+        <w:tblW w:type="auto" w:w="0"/>
+        <w:tblLayout w:type="fixed"/>
+        <w:tblLook w:firstColumn="1" w:firstRow="1" w:lastColumn="0" w:lastRow="0" w:noHBand="0" w:noVBand="1" w:val="04A0"/>
+      </w:tblPr>
+      <w:tblGrid>
+        <w:gridCol w:w="1814"/>
+        <w:gridCol w:w="8050"/>
+      </w:tblGrid>
+      <w:tr>
+        <w:trPr>
+          <w:cantSplit/>
+        </w:trPr>
+        <w:tc>
+          <w:tcPr>
+            <w:tcW w:type="dxa" w:w="1814"/>
+          </w:tcPr>
+          <w:p>
+            <w:pPr>
+              <w:spacing w:after="100" w:line="254" w:lineRule="auto"/>
+              <w:jc w:val="right"/>
+            </w:pPr>
+            <w:r>
+              <w:rPr>
+                <w:b/>
+                <w:color w:val="666158"/>
+                <w:sz w:val="19"/>
+              </w:rPr>
+              <w:t>11.2020–02.2022</w:t>
+            </w:r>
+          </w:p>
+        </w:tc>
+        <w:tc>
+          <w:tcPr>
+            <w:tcW w:type="dxa" w:w="8050"/>
+          </w:tcPr>
+          <w:p>
+            <w:pPr>
+              <w:spacing w:after="100" w:line="254" w:lineRule="auto"/>
+              <w:jc w:val="both"/>
+            </w:pPr>
+            <w:r>
+              <w:rPr>
+                <w:sz w:val="20"/>
+              </w:rPr>
+              <w:t>SAGA POTTERY · Розроблення художніх рішень, декоративне оформлення керамічних виробів, робота з формою, фактурою, поливами та пігментами.</w:t>
+            </w:r>
+          </w:p>
+        </w:tc>
+      </w:tr>
+      <w:tr>
+        <w:trPr>
+          <w:cantSplit/>
+        </w:trPr>
+        <w:tc>
+          <w:tcPr>
+            <w:tcW w:type="dxa" w:w="1814"/>
+          </w:tcPr>
+          <w:p>
+            <w:pPr>
+              <w:spacing w:after="100" w:line="254" w:lineRule="auto"/>
+              <w:jc w:val="right"/>
+            </w:pPr>
+            <w:r>
+              <w:rPr>
+                <w:b/>
+                <w:color w:val="666158"/>
+                <w:sz w:val="19"/>
+              </w:rPr>
+              <w:t>2018–2021</w:t>
+            </w:r>
+          </w:p>
+        </w:tc>
+        <w:tc>
+          <w:tcPr>
+            <w:tcW w:type="dxa" w:w="8050"/>
+          </w:tcPr>
+          <w:p>
+            <w:pPr>
+              <w:spacing w:after="100" w:line="254" w:lineRule="auto"/>
+              <w:jc w:val="both"/>
+            </w:pPr>
+            <w:r>
+              <w:rPr>
+                <w:sz w:val="20"/>
+              </w:rPr>
+              <w:t>PROCS · Розроблення художніх і декоративних рішень, організація робочих процесів, координація команди, взаємодія з партнерами й постачальниками, участь у навчанні працівників.</w:t>
+            </w:r>
+          </w:p>
+        </w:tc>
+      </w:tr>
+      <w:tr>
+        <w:trPr>
+          <w:cantSplit/>
+        </w:trPr>
+        <w:tc>
+          <w:tcPr>
+            <w:tcW w:type="dxa" w:w="1814"/>
+          </w:tcPr>
+          <w:p>
+            <w:pPr>
+              <w:spacing w:after="100" w:line="254" w:lineRule="auto"/>
+              <w:jc w:val="right"/>
+            </w:pPr>
+            <w:r>
+              <w:rPr>
+                <w:b/>
+                <w:color w:val="666158"/>
+                <w:sz w:val="19"/>
+              </w:rPr>
+              <w:t>2020</w:t>
+            </w:r>
+          </w:p>
+        </w:tc>
+        <w:tc>
+          <w:tcPr>
+            <w:tcW w:type="dxa" w:w="8050"/>
+          </w:tcPr>
+          <w:p>
+            <w:pPr>
+              <w:spacing w:after="100" w:line="254" w:lineRule="auto"/>
+              <w:jc w:val="both"/>
+            </w:pPr>
+            <w:r>
+              <w:rPr>
+                <w:sz w:val="20"/>
+              </w:rPr>
+              <w:t>Studio Gozhar · Проведення занять і майстер-класів із кераміки для дітей та дорослих, розроблення навчальних і творчих завдань, виконання індивідуальних художніх замовлень.</w:t>
+            </w:r>
+          </w:p>
+        </w:tc>
+      </w:tr>
+    </w:tbl>
+    <w:p>
+      <w:pPr>
+        <w:pStyle w:val="Heading1"/>
+      </w:pPr>
+      <w:r>
+        <w:t>МОВИ</w:t>
+      </w:r>
+    </w:p>
+    <w:tbl>
+      <w:tblPr>
+        <w:tblW w:type="auto" w:w="0"/>
+        <w:tblLook w:firstColumn="1" w:firstRow="1" w:lastColumn="0" w:lastRow="0" w:noHBand="0" w:noVBand="1" w:val="04A0"/>
+      </w:tblPr>
+      <w:tblGrid>
+        <w:gridCol w:w="4933"/>
+        <w:gridCol w:w="4933"/>
+      </w:tblGrid>
+      <w:tr>
+        <w:tc>
+          <w:tcPr>
+            <w:tcW w:type="dxa" w:w="4933"/>
+          </w:tcPr>
+          <w:p>
+            <w:pPr>
+              <w:jc w:val="left"/>
+            </w:pPr>
+            <w:r>
+              <w:t>Українська — рідна</w:t>
+            </w:r>
+          </w:p>
+        </w:tc>
+        <w:tc>
+          <w:tcPr>
+            <w:tcW w:type="dxa" w:w="4933"/>
+          </w:tcPr>
+          <w:p>
+            <w:pPr>
+              <w:jc w:val="left"/>
+            </w:pPr>
+            <w:r>
+              <w:t>російська — рівень носія</w:t>
+            </w:r>
+          </w:p>
+        </w:tc>
+      </w:tr>
+      <w:tr>
+        <w:tc>
+          <w:tcPr>
+            <w:tcW w:type="dxa" w:w="4933"/>
+          </w:tcPr>
+          <w:p>
+            <w:pPr>
+              <w:jc w:val="left"/>
+            </w:pPr>
+            <w:r>
+              <w:t>Польська — комунікативна</w:t>
+            </w:r>
+          </w:p>
+        </w:tc>
+        <w:tc>
+          <w:tcPr>
+            <w:tcW w:type="dxa" w:w="4933"/>
+          </w:tcPr>
+          <w:p>
+            <w:pPr>
+              <w:jc w:val="left"/>
+            </w:pPr>
+            <w:r>
+              <w:t>німецька — B1, підтверджено сертифікатом</w:t>
+            </w:r>
+          </w:p>
+        </w:tc>
+      </w:tr>
+      <w:tr>
+        <w:tc>
+          <w:tcPr>
+            <w:tcW w:type="dxa" w:w="4933"/>
+          </w:tcPr>
+          <w:p>
+            <w:pPr>
+              <w:jc w:val="left"/>
+            </w:pPr>
+            <w:r>
+              <w:t>англійська — початковий рівень.</w:t>
+            </w:r>
+          </w:p>
+        </w:tc>
+        <w:tc>
+          <w:tcPr>
+            <w:tcW w:type="dxa" w:w="4933"/>
+          </w:tcPr>
+          <w:p/>
+        </w:tc>
+      </w:tr>
+    </w:tbl>
+    <w:p>
+      <w:r>
+        <w:br w:type="page"/>
+      </w:r>
+    </w:p>
+    <w:p>
+      <w:pPr>
+        <w:pStyle w:val="Title"/>
+      </w:pPr>
+      <w:r>
+        <w:t>КРИСТИНА МІЩЕНКО</w:t>
       </w:r>
     </w:p>
     <w:p>
@@ -521,38 +771,6 @@
           </w:p>
         </w:tc>
       </w:tr>
-    </w:tbl>
-    <w:p>
-      <w:r>
-        <w:br w:type="page"/>
-      </w:r>
-    </w:p>
-    <w:p>
-      <w:pPr>
-        <w:pStyle w:val="Title"/>
-      </w:pPr>
-      <w:r>
-        <w:t>КРИСТИНА МІЩЕНКО</w:t>
-      </w:r>
-    </w:p>
-    <w:p>
-      <w:pPr>
-        <w:pStyle w:val="Heading1"/>
-      </w:pPr>
-      <w:r>
-        <w:t>ПРОДОВЖЕННЯ ВИСТАВКОВОГО СПИСКУ</w:t>
-      </w:r>
-    </w:p>
-    <w:tbl>
-      <w:tblPr>
-        <w:tblW w:type="auto" w:w="0"/>
-        <w:tblLayout w:type="fixed"/>
-        <w:tblLook w:firstColumn="1" w:firstRow="1" w:lastColumn="0" w:lastRow="0" w:noHBand="0" w:noVBand="1" w:val="04A0"/>
-      </w:tblPr>
-      <w:tblGrid>
-        <w:gridCol w:w="1814"/>
-        <w:gridCol w:w="8050"/>
-      </w:tblGrid>
       <w:tr>
         <w:trPr>
           <w:cantSplit/>
@@ -1106,243 +1324,6 @@
         </w:tc>
       </w:tr>
     </w:tbl>
-    <w:p>
-      <w:pPr>
-        <w:pStyle w:val="Heading1"/>
-      </w:pPr>
-      <w:r>
-        <w:t>ПРАКТИЧНИЙ ДОСВІД</w:t>
-      </w:r>
-    </w:p>
-    <w:tbl>
-      <w:tblPr>
-        <w:tblW w:type="auto" w:w="0"/>
-        <w:tblLayout w:type="fixed"/>
-        <w:tblLook w:firstColumn="1" w:firstRow="1" w:lastColumn="0" w:lastRow="0" w:noHBand="0" w:noVBand="1" w:val="04A0"/>
-      </w:tblPr>
-      <w:tblGrid>
-        <w:gridCol w:w="1814"/>
-        <w:gridCol w:w="8050"/>
-      </w:tblGrid>
-      <w:tr>
-        <w:trPr>
-          <w:cantSplit/>
-        </w:trPr>
-        <w:tc>
-          <w:tcPr>
-            <w:tcW w:type="dxa" w:w="1814"/>
-          </w:tcPr>
-          <w:p>
-            <w:pPr>
-              <w:spacing w:after="100" w:line="254" w:lineRule="auto"/>
-              <w:jc w:val="right"/>
-            </w:pPr>
-            <w:r>
-              <w:rPr>
-                <w:b/>
-                <w:color w:val="666158"/>
-                <w:sz w:val="19"/>
-              </w:rPr>
-              <w:t>11.2020–02.2022</w:t>
-            </w:r>
-          </w:p>
-        </w:tc>
-        <w:tc>
-          <w:tcPr>
-            <w:tcW w:type="dxa" w:w="8050"/>
-          </w:tcPr>
-          <w:p>
-            <w:pPr>
-              <w:spacing w:after="100" w:line="254" w:lineRule="auto"/>
-              <w:jc w:val="both"/>
-            </w:pPr>
-            <w:r>
-              <w:rPr>
-                <w:sz w:val="20"/>
-              </w:rPr>
-              <w:t>SAGA POTTERY · Розроблення художніх рішень, декоративне оформлення керамічних виробів, робота з формою, фактурою, поливами та пігментами.</w:t>
-            </w:r>
-          </w:p>
-        </w:tc>
-      </w:tr>
-      <w:tr>
-        <w:trPr>
-          <w:cantSplit/>
-        </w:trPr>
-        <w:tc>
-          <w:tcPr>
-            <w:tcW w:type="dxa" w:w="1814"/>
-          </w:tcPr>
-          <w:p>
-            <w:pPr>
-              <w:spacing w:after="100" w:line="254" w:lineRule="auto"/>
-              <w:jc w:val="right"/>
-            </w:pPr>
-            <w:r>
-              <w:rPr>
-                <w:b/>
-                <w:color w:val="666158"/>
-                <w:sz w:val="19"/>
-              </w:rPr>
-              <w:t>2018–2021</w:t>
-            </w:r>
-          </w:p>
-        </w:tc>
-        <w:tc>
-          <w:tcPr>
-            <w:tcW w:type="dxa" w:w="8050"/>
-          </w:tcPr>
-          <w:p>
-            <w:pPr>
-              <w:spacing w:after="100" w:line="254" w:lineRule="auto"/>
-              <w:jc w:val="both"/>
-            </w:pPr>
-            <w:r>
-              <w:rPr>
-                <w:sz w:val="20"/>
-              </w:rPr>
-              <w:t>PROCS · Розроблення художніх і декоративних рішень, організація робочих процесів, координація команди, взаємодія з партнерами й постачальниками, участь у навчанні працівників.</w:t>
-            </w:r>
-          </w:p>
-        </w:tc>
-      </w:tr>
-      <w:tr>
-        <w:trPr>
-          <w:cantSplit/>
-        </w:trPr>
-        <w:tc>
-          <w:tcPr>
-            <w:tcW w:type="dxa" w:w="1814"/>
-          </w:tcPr>
-          <w:p>
-            <w:pPr>
-              <w:spacing w:after="100" w:line="254" w:lineRule="auto"/>
-              <w:jc w:val="right"/>
-            </w:pPr>
-            <w:r>
-              <w:rPr>
-                <w:b/>
-                <w:color w:val="666158"/>
-                <w:sz w:val="19"/>
-              </w:rPr>
-              <w:t>2020</w:t>
-            </w:r>
-          </w:p>
-        </w:tc>
-        <w:tc>
-          <w:tcPr>
-            <w:tcW w:type="dxa" w:w="8050"/>
-          </w:tcPr>
-          <w:p>
-            <w:pPr>
-              <w:spacing w:after="100" w:line="254" w:lineRule="auto"/>
-              <w:jc w:val="both"/>
-            </w:pPr>
-            <w:r>
-              <w:rPr>
-                <w:sz w:val="20"/>
-              </w:rPr>
-              <w:t>Studio Gozhar · Проведення занять і майстер-класів із кераміки для дітей та дорослих, розроблення навчальних і творчих завдань, виконання індивідуальних художніх замовлень.</w:t>
-            </w:r>
-          </w:p>
-        </w:tc>
-      </w:tr>
-    </w:tbl>
-    <w:p>
-      <w:pPr>
-        <w:pStyle w:val="Heading1"/>
-      </w:pPr>
-      <w:r>
-        <w:t>МОВИ</w:t>
-      </w:r>
-    </w:p>
-    <w:tbl>
-      <w:tblPr>
-        <w:tblW w:type="auto" w:w="0"/>
-        <w:tblLook w:firstColumn="1" w:firstRow="1" w:lastColumn="0" w:lastRow="0" w:noHBand="0" w:noVBand="1" w:val="04A0"/>
-      </w:tblPr>
-      <w:tblGrid>
-        <w:gridCol w:w="4933"/>
-        <w:gridCol w:w="4933"/>
-      </w:tblGrid>
-      <w:tr>
-        <w:tc>
-          <w:tcPr>
-            <w:tcW w:type="dxa" w:w="4933"/>
-          </w:tcPr>
-          <w:p>
-            <w:pPr>
-              <w:jc w:val="left"/>
-            </w:pPr>
-            <w:r>
-              <w:t>Українська — рідна</w:t>
-            </w:r>
-          </w:p>
-        </w:tc>
-        <w:tc>
-          <w:tcPr>
-            <w:tcW w:type="dxa" w:w="4933"/>
-          </w:tcPr>
-          <w:p>
-            <w:pPr>
-              <w:jc w:val="left"/>
-            </w:pPr>
-            <w:r>
-              <w:t>російська — рівень носія</w:t>
-            </w:r>
-          </w:p>
-        </w:tc>
-      </w:tr>
-      <w:tr>
-        <w:tc>
-          <w:tcPr>
-            <w:tcW w:type="dxa" w:w="4933"/>
-          </w:tcPr>
-          <w:p>
-            <w:pPr>
-              <w:jc w:val="left"/>
-            </w:pPr>
-            <w:r>
-              <w:t>Польська — комунікативна</w:t>
-            </w:r>
-          </w:p>
-        </w:tc>
-        <w:tc>
-          <w:tcPr>
-            <w:tcW w:type="dxa" w:w="4933"/>
-          </w:tcPr>
-          <w:p>
-            <w:pPr>
-              <w:jc w:val="left"/>
-            </w:pPr>
-            <w:r>
-              <w:t>німецька — B1, підтверджено сертифікатом</w:t>
-            </w:r>
-          </w:p>
-        </w:tc>
-      </w:tr>
-      <w:tr>
-        <w:tc>
-          <w:tcPr>
-            <w:tcW w:type="dxa" w:w="4933"/>
-          </w:tcPr>
-          <w:p>
-            <w:pPr>
-              <w:jc w:val="left"/>
-            </w:pPr>
-            <w:r>
-              <w:t>англійська — початковий рівень.</w:t>
-            </w:r>
-          </w:p>
-        </w:tc>
-        <w:tc>
-          <w:tcPr>
-            <w:tcW w:type="dxa" w:w="4933"/>
-          </w:tcPr>
-          <w:p/>
-        </w:tc>
-      </w:tr>
-    </w:tbl>
     <w:sectPr>
       <w:footerReference w:type="default" r:id="rId9"/>
       <w:pgSz w:w="11906" w:h="16838"/>

--- a/dist/assets/documents/Krystyna-Mishchenko-CV-UK.docx
+++ b/dist/assets/documents/Krystyna-Mishchenko-CV-UK.docx
@@ -435,7 +435,7 @@
               <w:jc w:val="left"/>
             </w:pPr>
             <w:r>
-              <w:t>Польська — комунікативна</w:t>
+              <w:t>німецька — B1, підтверджено сертифікатом</w:t>
             </w:r>
           </w:p>
         </w:tc>
@@ -448,7 +448,7 @@
               <w:jc w:val="left"/>
             </w:pPr>
             <w:r>
-              <w:t>німецька — B1, підтверджено сертифікатом</w:t>
+              <w:t>Польська — комунікативна</w:t>
             </w:r>
           </w:p>
         </w:tc>

--- a/dist/assets/documents/Krystyna-Mishchenko-CV-UK.docx
+++ b/dist/assets/documents/Krystyna-Mishchenko-CV-UK.docx
@@ -420,7 +420,7 @@
               <w:jc w:val="left"/>
             </w:pPr>
             <w:r>
-              <w:t>російська — рівень носія</w:t>
+              <w:t>Російська — рівень носія</w:t>
             </w:r>
           </w:p>
         </w:tc>
@@ -435,7 +435,7 @@
               <w:jc w:val="left"/>
             </w:pPr>
             <w:r>
-              <w:t>німецька — B1, підтверджено сертифікатом</w:t>
+              <w:t>Німецька — B1, підтверджено сертифікатом</w:t>
             </w:r>
           </w:p>
         </w:tc>
@@ -463,7 +463,7 @@
               <w:jc w:val="left"/>
             </w:pPr>
             <w:r>
-              <w:t>англійська — початковий рівень.</w:t>
+              <w:t>Англійська — початковий рівень.</w:t>
             </w:r>
           </w:p>
         </w:tc>

--- a/dist/assets/documents/Krystyna-Mishchenko-CV-UK.docx
+++ b/dist/assets/documents/Krystyna-Mishchenko-CV-UK.docx
@@ -420,7 +420,7 @@
               <w:jc w:val="left"/>
             </w:pPr>
             <w:r>
-              <w:t>Російська — рівень носія</w:t>
+              <w:t>Німецька — B1, підтверджено сертифікатом</w:t>
             </w:r>
           </w:p>
         </w:tc>
@@ -435,7 +435,7 @@
               <w:jc w:val="left"/>
             </w:pPr>
             <w:r>
-              <w:t>Німецька — B1, підтверджено сертифікатом</w:t>
+              <w:t>Польська — комунікативна</w:t>
             </w:r>
           </w:p>
         </w:tc>
@@ -448,30 +448,9 @@
               <w:jc w:val="left"/>
             </w:pPr>
             <w:r>
-              <w:t>Польська — комунікативна</w:t>
-            </w:r>
-          </w:p>
-        </w:tc>
-      </w:tr>
-      <w:tr>
-        <w:tc>
-          <w:tcPr>
-            <w:tcW w:type="dxa" w:w="4933"/>
-          </w:tcPr>
-          <w:p>
-            <w:pPr>
-              <w:jc w:val="left"/>
-            </w:pPr>
-            <w:r>
               <w:t>Англійська — початковий рівень.</w:t>
             </w:r>
           </w:p>
-        </w:tc>
-        <w:tc>
-          <w:tcPr>
-            <w:tcW w:type="dxa" w:w="4933"/>
-          </w:tcPr>
-          <w:p/>
         </w:tc>
       </w:tr>
     </w:tbl>
